--- a/claude-plans/Dissertation_10Day_Plan.docx
+++ b/claude-plans/Dissertation_10Day_Plan.docx
@@ -23,12 +23,6 @@
         <w:gridCol w:w="9360"/>
       </w:tblGrid>
       <w:tr>
-        <w:tblPrEx>
-          <w:tblCellMar>
-            <w:top w:w="0" w:type="dxa"/>
-            <w:bottom w:w="0" w:type="dxa"/>
-          </w:tblCellMar>
-        </w:tblPrEx>
         <w:tc>
           <w:tcPr>
             <w:tcW w:w="9360" w:type="dxa"/>
@@ -284,15 +278,7 @@
                 <w:sz w:val="20"/>
                 <w:szCs w:val="20"/>
               </w:rPr>
-              <w:t xml:space="preserve"> — everything is introduced from scratch. Just fol</w:t>
-            </w:r>
-            <w:r>
-              <w:rPr>
-                <w:color w:val="000000"/>
-                <w:sz w:val="20"/>
-                <w:szCs w:val="20"/>
-              </w:rPr>
-              <w:t>low the plan one day at a time.</w:t>
+              <w:t xml:space="preserve"> — everything is introduced from scratch. Just follow the plan one day at a time.</w:t>
             </w:r>
           </w:p>
         </w:tc>
@@ -327,21 +313,7 @@
         <w:rPr>
           <w:color w:val="555555"/>
         </w:rPr>
-        <w:t xml:space="preserve">Before we dive into day-by-day tasks, let's make absolutely sure you understand what you are </w:t>
-      </w:r>
-      <w:proofErr w:type="gramStart"/>
-      <w:r>
-        <w:rPr>
-          <w:color w:val="555555"/>
-        </w:rPr>
-        <w:t>building</w:t>
-      </w:r>
-      <w:proofErr w:type="gramEnd"/>
-      <w:r>
-        <w:rPr>
-          <w:color w:val="555555"/>
-        </w:rPr>
-        <w:t xml:space="preserve"> and why. Read this section once, then come back to it whenever you feel lost.</w:t>
+        <w:t>Before we dive into day-by-day tasks, let's make absolutely sure you understand what you are building and why. Read this section once, then come back to it whenever you feel lost.</w:t>
       </w:r>
     </w:p>
     <w:p>
@@ -370,13 +342,7 @@
         <w:rPr>
           <w:color w:val="000000"/>
         </w:rPr>
-        <w:t>You will build a tiny fake app with Spring Boot, spy on its network traffic using Wireshark, simulate some attacks against it, and then write Python code that can automatically detect those attacks — just by look</w:t>
-      </w:r>
-      <w:r>
-        <w:rPr>
-          <w:color w:val="000000"/>
-        </w:rPr>
-        <w:t>ing at the network packets.</w:t>
+        <w:t>You will build a tiny fake app with Spring Boot, spy on its network traffic using Wireshark, simulate some attacks against it, and then write Python code that can automatically detect those attacks — just by looking at the network packets.</w:t>
       </w:r>
     </w:p>
     <w:p>
@@ -419,13 +385,7 @@
         <w:rPr>
           <w:color w:val="000000"/>
         </w:rPr>
-        <w:t>) that constantly talk to each other — checking stock, processing payments, sending notifications. When something goes wrong (a hacke</w:t>
-      </w:r>
-      <w:r>
-        <w:rPr>
-          <w:color w:val="000000"/>
-        </w:rPr>
-        <w:t>r, a bug, unusual traffic), a security analyst will look at a recording of that network traffic to figure out what happened. That recording is called a PCAP file.</w:t>
+        <w:t>) that constantly talk to each other — checking stock, processing payments, sending notifications. When something goes wrong (a hacker, a bug, unusual traffic), a security analyst will look at a recording of that network traffic to figure out what happened. That recording is called a PCAP file.</w:t>
       </w:r>
     </w:p>
     <w:p>
@@ -471,15 +431,7 @@
           <w:bCs/>
           <w:color w:val="000000"/>
         </w:rPr>
-        <w:t>gR</w:t>
-      </w:r>
-      <w:r>
-        <w:rPr>
-          <w:b/>
-          <w:bCs/>
-          <w:color w:val="000000"/>
-        </w:rPr>
-        <w:t>PC</w:t>
+        <w:t>gRPC</w:t>
       </w:r>
       <w:proofErr w:type="spellEnd"/>
       <w:r>
@@ -535,12 +487,6 @@
         <w:gridCol w:w="9360"/>
       </w:tblGrid>
       <w:tr>
-        <w:tblPrEx>
-          <w:tblCellMar>
-            <w:top w:w="0" w:type="dxa"/>
-            <w:bottom w:w="0" w:type="dxa"/>
-          </w:tblCellMar>
-        </w:tblPrEx>
         <w:tc>
           <w:tcPr>
             <w:tcW w:w="9360" w:type="dxa"/>
@@ -565,26 +511,12 @@
                 <w:bCs/>
                 <w:color w:val="FFFFFF"/>
               </w:rPr>
-              <w:t>REST  (the one you</w:t>
-            </w:r>
-            <w:r>
-              <w:rPr>
-                <w:b/>
-                <w:bCs/>
-                <w:color w:val="FFFFFF"/>
-              </w:rPr>
-              <w:t xml:space="preserve"> already know)</w:t>
+              <w:t>REST  (the one you already know)</w:t>
             </w:r>
           </w:p>
         </w:tc>
       </w:tr>
       <w:tr>
-        <w:tblPrEx>
-          <w:tblCellMar>
-            <w:top w:w="0" w:type="dxa"/>
-            <w:bottom w:w="0" w:type="dxa"/>
-          </w:tblCellMar>
-        </w:tblPrEx>
         <w:tc>
           <w:tcPr>
             <w:tcW w:w="9360" w:type="dxa"/>
@@ -614,17 +546,7 @@
                 <w:sz w:val="20"/>
                 <w:szCs w:val="20"/>
               </w:rPr>
-              <w:t>🍕</w:t>
-            </w:r>
-            <w:r>
-              <w:rPr>
-                <w:b/>
-                <w:bCs/>
-                <w:color w:val="1B3A6B"/>
-                <w:sz w:val="20"/>
-                <w:szCs w:val="20"/>
-              </w:rPr>
-              <w:t xml:space="preserve"> Simple Analogy</w:t>
+              <w:t>🍕 Simple Analogy</w:t>
             </w:r>
           </w:p>
           <w:p>
@@ -639,12 +561,6 @@
         </w:tc>
       </w:tr>
       <w:tr>
-        <w:tblPrEx>
-          <w:tblCellMar>
-            <w:top w:w="0" w:type="dxa"/>
-            <w:bottom w:w="0" w:type="dxa"/>
-          </w:tblCellMar>
-        </w:tblPrEx>
         <w:tc>
           <w:tcPr>
             <w:tcW w:w="9360" w:type="dxa"/>
@@ -674,17 +590,7 @@
                 <w:sz w:val="20"/>
                 <w:szCs w:val="20"/>
               </w:rPr>
-              <w:t>🔧</w:t>
-            </w:r>
-            <w:r>
-              <w:rPr>
-                <w:b/>
-                <w:bCs/>
-                <w:color w:val="000000"/>
-                <w:sz w:val="20"/>
-                <w:szCs w:val="20"/>
-              </w:rPr>
-              <w:t xml:space="preserve"> What it means technically</w:t>
+              <w:t>🔧 What it means technically</w:t>
             </w:r>
           </w:p>
           <w:p>
@@ -725,14 +631,7 @@
                 <w:sz w:val="20"/>
                 <w:szCs w:val="20"/>
               </w:rPr>
-              <w:t xml:space="preserve"> or</w:t>
-            </w:r>
-            <w:r>
-              <w:rPr>
-                <w:sz w:val="20"/>
-                <w:szCs w:val="20"/>
-              </w:rPr>
-              <w:t xml:space="preserve"> @</w:t>
+              <w:t xml:space="preserve"> or @</w:t>
             </w:r>
             <w:proofErr w:type="spellStart"/>
             <w:r>
@@ -780,12 +679,6 @@
         <w:gridCol w:w="9360"/>
       </w:tblGrid>
       <w:tr>
-        <w:tblPrEx>
-          <w:tblCellMar>
-            <w:top w:w="0" w:type="dxa"/>
-            <w:bottom w:w="0" w:type="dxa"/>
-          </w:tblCellMar>
-        </w:tblPrEx>
         <w:tc>
           <w:tcPr>
             <w:tcW w:w="9360" w:type="dxa"/>
@@ -826,12 +719,6 @@
         </w:tc>
       </w:tr>
       <w:tr>
-        <w:tblPrEx>
-          <w:tblCellMar>
-            <w:top w:w="0" w:type="dxa"/>
-            <w:bottom w:w="0" w:type="dxa"/>
-          </w:tblCellMar>
-        </w:tblPrEx>
         <w:tc>
           <w:tcPr>
             <w:tcW w:w="9360" w:type="dxa"/>
@@ -861,44 +748,21 @@
                 <w:sz w:val="20"/>
                 <w:szCs w:val="20"/>
               </w:rPr>
-              <w:t>🍕</w:t>
-            </w:r>
-            <w:r>
-              <w:rPr>
-                <w:b/>
-                <w:bCs/>
-                <w:color w:val="1B3A6B"/>
-                <w:sz w:val="20"/>
-                <w:szCs w:val="20"/>
-              </w:rPr>
-              <w:t xml:space="preserve"> Simple Analogy</w:t>
-            </w:r>
-          </w:p>
-          <w:p>
-            <w:r>
-              <w:rPr>
-                <w:sz w:val="20"/>
-                <w:szCs w:val="20"/>
-              </w:rPr>
-              <w:t>Ordering pizza via a walkie-talkie using a special codebook. Both sides agree on a format in advance (the codebook), messages are compressed and sent super efficiently, and you can even have a back-and-forth conversation on the same channel without hanging</w:t>
-            </w:r>
-            <w:r>
-              <w:rPr>
-                <w:sz w:val="20"/>
-                <w:szCs w:val="20"/>
-              </w:rPr>
-              <w:t xml:space="preserve"> up.</w:t>
+              <w:t>🍕 Simple Analogy</w:t>
+            </w:r>
+          </w:p>
+          <w:p>
+            <w:r>
+              <w:rPr>
+                <w:sz w:val="20"/>
+                <w:szCs w:val="20"/>
+              </w:rPr>
+              <w:t>Ordering pizza via a walkie-talkie using a special codebook. Both sides agree on a format in advance (the codebook), messages are compressed and sent super efficiently, and you can even have a back-and-forth conversation on the same channel without hanging up.</w:t>
             </w:r>
           </w:p>
         </w:tc>
       </w:tr>
       <w:tr>
-        <w:tblPrEx>
-          <w:tblCellMar>
-            <w:top w:w="0" w:type="dxa"/>
-            <w:bottom w:w="0" w:type="dxa"/>
-          </w:tblCellMar>
-        </w:tblPrEx>
         <w:tc>
           <w:tcPr>
             <w:tcW w:w="9360" w:type="dxa"/>
@@ -928,17 +792,7 @@
                 <w:sz w:val="20"/>
                 <w:szCs w:val="20"/>
               </w:rPr>
-              <w:t>🔧</w:t>
-            </w:r>
-            <w:r>
-              <w:rPr>
-                <w:b/>
-                <w:bCs/>
-                <w:color w:val="000000"/>
-                <w:sz w:val="20"/>
-                <w:szCs w:val="20"/>
-              </w:rPr>
-              <w:t xml:space="preserve"> What it means technically</w:t>
+              <w:t>🔧 What it means technically</w:t>
             </w:r>
           </w:p>
           <w:p>
@@ -974,14 +828,7 @@
                 <w:sz w:val="20"/>
                 <w:szCs w:val="20"/>
               </w:rPr>
-              <w:t>). You define the shape of your messages in a .proto file, and Spring Boot auto-generates the Java cod</w:t>
-            </w:r>
-            <w:r>
-              <w:rPr>
-                <w:sz w:val="20"/>
-                <w:szCs w:val="20"/>
-              </w:rPr>
-              <w:t>e for you. It is faster and lighter than REST but slightly more setup.</w:t>
+              <w:t>). You define the shape of your messages in a .proto file, and Spring Boot auto-generates the Java code for you. It is faster and lighter than REST but slightly more setup.</w:t>
             </w:r>
           </w:p>
         </w:tc>
@@ -1013,12 +860,6 @@
         <w:gridCol w:w="9360"/>
       </w:tblGrid>
       <w:tr>
-        <w:tblPrEx>
-          <w:tblCellMar>
-            <w:top w:w="0" w:type="dxa"/>
-            <w:bottom w:w="0" w:type="dxa"/>
-          </w:tblCellMar>
-        </w:tblPrEx>
         <w:tc>
           <w:tcPr>
             <w:tcW w:w="9360" w:type="dxa"/>
@@ -1059,12 +900,6 @@
         </w:tc>
       </w:tr>
       <w:tr>
-        <w:tblPrEx>
-          <w:tblCellMar>
-            <w:top w:w="0" w:type="dxa"/>
-            <w:bottom w:w="0" w:type="dxa"/>
-          </w:tblCellMar>
-        </w:tblPrEx>
         <w:tc>
           <w:tcPr>
             <w:tcW w:w="9360" w:type="dxa"/>
@@ -1094,17 +929,7 @@
                 <w:sz w:val="20"/>
                 <w:szCs w:val="20"/>
               </w:rPr>
-              <w:t>🍕</w:t>
-            </w:r>
-            <w:r>
-              <w:rPr>
-                <w:b/>
-                <w:bCs/>
-                <w:color w:val="1B3A6B"/>
-                <w:sz w:val="20"/>
-                <w:szCs w:val="20"/>
-              </w:rPr>
-              <w:t xml:space="preserve"> Simple Analogy</w:t>
+              <w:t>🍕 Simple Analogy</w:t>
             </w:r>
           </w:p>
           <w:p>
@@ -1119,12 +944,6 @@
         </w:tc>
       </w:tr>
       <w:tr>
-        <w:tblPrEx>
-          <w:tblCellMar>
-            <w:top w:w="0" w:type="dxa"/>
-            <w:bottom w:w="0" w:type="dxa"/>
-          </w:tblCellMar>
-        </w:tblPrEx>
         <w:tc>
           <w:tcPr>
             <w:tcW w:w="9360" w:type="dxa"/>
@@ -1154,34 +973,17 @@
                 <w:sz w:val="20"/>
                 <w:szCs w:val="20"/>
               </w:rPr>
-              <w:t>🔧</w:t>
-            </w:r>
-            <w:r>
-              <w:rPr>
-                <w:b/>
-                <w:bCs/>
-                <w:color w:val="000000"/>
-                <w:sz w:val="20"/>
-                <w:szCs w:val="20"/>
-              </w:rPr>
-              <w:t xml:space="preserve"> What it means technically</w:t>
-            </w:r>
-          </w:p>
-          <w:p>
-            <w:proofErr w:type="spellStart"/>
-            <w:r>
-              <w:rPr>
-                <w:sz w:val="20"/>
-                <w:szCs w:val="20"/>
-              </w:rPr>
-              <w:t>RabbitM</w:t>
-            </w:r>
-            <w:r>
-              <w:rPr>
-                <w:sz w:val="20"/>
-                <w:szCs w:val="20"/>
-              </w:rPr>
-              <w:t>Q</w:t>
+              <w:t>🔧 What it means technically</w:t>
+            </w:r>
+          </w:p>
+          <w:p>
+            <w:proofErr w:type="spellStart"/>
+            <w:r>
+              <w:rPr>
+                <w:sz w:val="20"/>
+                <w:szCs w:val="20"/>
+              </w:rPr>
+              <w:t>RabbitMQ</w:t>
             </w:r>
             <w:proofErr w:type="spellEnd"/>
             <w:r>
@@ -1205,14 +1007,7 @@
                 <w:sz w:val="20"/>
                 <w:szCs w:val="20"/>
               </w:rPr>
-              <w:t xml:space="preserve"> as a Docker container — it takes one command to </w:t>
-            </w:r>
-            <w:r>
-              <w:rPr>
-                <w:sz w:val="20"/>
-                <w:szCs w:val="20"/>
-              </w:rPr>
-              <w:t>start.</w:t>
+              <w:t xml:space="preserve"> as a Docker container — it takes one command to start.</w:t>
             </w:r>
           </w:p>
         </w:tc>
@@ -1265,13 +1060,7 @@
         <w:rPr>
           <w:color w:val="000000"/>
         </w:rPr>
-        <w:t xml:space="preserve"> file — like a DVR recording yo</w:t>
-      </w:r>
-      <w:r>
-        <w:rPr>
-          <w:color w:val="000000"/>
-        </w:rPr>
-        <w:t>ur network traffic. You can then open that file and analyse it with Python.</w:t>
+        <w:t xml:space="preserve"> file — like a DVR recording your network traffic. You can then open that file and analyse it with Python.</w:t>
       </w:r>
     </w:p>
     <w:p>
@@ -1319,12 +1108,6 @@
         <w:gridCol w:w="5160"/>
       </w:tblGrid>
       <w:tr>
-        <w:tblPrEx>
-          <w:tblCellMar>
-            <w:top w:w="0" w:type="dxa"/>
-            <w:bottom w:w="0" w:type="dxa"/>
-          </w:tblCellMar>
-        </w:tblPrEx>
         <w:tc>
           <w:tcPr>
             <w:tcW w:w="4200" w:type="dxa"/>
@@ -1387,12 +1170,6 @@
         </w:tc>
       </w:tr>
       <w:tr>
-        <w:tblPrEx>
-          <w:tblCellMar>
-            <w:top w:w="0" w:type="dxa"/>
-            <w:bottom w:w="0" w:type="dxa"/>
-          </w:tblCellMar>
-        </w:tblPrEx>
         <w:tc>
           <w:tcPr>
             <w:tcW w:w="4200" w:type="dxa"/>
@@ -1505,12 +1282,6 @@
         </w:tc>
       </w:tr>
       <w:tr>
-        <w:tblPrEx>
-          <w:tblCellMar>
-            <w:top w:w="0" w:type="dxa"/>
-            <w:bottom w:w="0" w:type="dxa"/>
-          </w:tblCellMar>
-        </w:tblPrEx>
         <w:tc>
           <w:tcPr>
             <w:tcW w:w="4200" w:type="dxa"/>
@@ -1587,12 +1358,6 @@
         </w:tc>
       </w:tr>
       <w:tr>
-        <w:tblPrEx>
-          <w:tblCellMar>
-            <w:top w:w="0" w:type="dxa"/>
-            <w:bottom w:w="0" w:type="dxa"/>
-          </w:tblCellMar>
-        </w:tblPrEx>
         <w:tc>
           <w:tcPr>
             <w:tcW w:w="4200" w:type="dxa"/>
@@ -1645,15 +1410,7 @@
                 <w:sz w:val="20"/>
                 <w:szCs w:val="20"/>
               </w:rPr>
-              <w:t>Can I train a program to automatically sp</w:t>
-            </w:r>
-            <w:r>
-              <w:rPr>
-                <w:color w:val="000000"/>
-                <w:sz w:val="20"/>
-                <w:szCs w:val="20"/>
-              </w:rPr>
-              <w:t>ot attacks from the traffic?</w:t>
+              <w:t>Can I train a program to automatically spot attacks from the traffic?</w:t>
             </w:r>
           </w:p>
         </w:tc>
@@ -1729,12 +1486,6 @@
         <w:gridCol w:w="3600"/>
       </w:tblGrid>
       <w:tr>
-        <w:tblPrEx>
-          <w:tblCellMar>
-            <w:top w:w="0" w:type="dxa"/>
-            <w:bottom w:w="0" w:type="dxa"/>
-          </w:tblCellMar>
-        </w:tblPrEx>
         <w:tc>
           <w:tcPr>
             <w:tcW w:w="2400" w:type="dxa"/>
@@ -1827,12 +1578,6 @@
         </w:tc>
       </w:tr>
       <w:tr>
-        <w:tblPrEx>
-          <w:tblCellMar>
-            <w:top w:w="0" w:type="dxa"/>
-            <w:bottom w:w="0" w:type="dxa"/>
-          </w:tblCellMar>
-        </w:tblPrEx>
         <w:tc>
           <w:tcPr>
             <w:tcW w:w="2400" w:type="dxa"/>
@@ -1937,12 +1682,6 @@
         </w:tc>
       </w:tr>
       <w:tr>
-        <w:tblPrEx>
-          <w:tblCellMar>
-            <w:top w:w="0" w:type="dxa"/>
-            <w:bottom w:w="0" w:type="dxa"/>
-          </w:tblCellMar>
-        </w:tblPrEx>
         <w:tc>
           <w:tcPr>
             <w:tcW w:w="2400" w:type="dxa"/>
@@ -2029,12 +1768,6 @@
         </w:tc>
       </w:tr>
       <w:tr>
-        <w:tblPrEx>
-          <w:tblCellMar>
-            <w:top w:w="0" w:type="dxa"/>
-            <w:bottom w:w="0" w:type="dxa"/>
-          </w:tblCellMar>
-        </w:tblPrEx>
         <w:tc>
           <w:tcPr>
             <w:tcW w:w="2400" w:type="dxa"/>
@@ -2139,12 +1872,6 @@
         </w:tc>
       </w:tr>
       <w:tr>
-        <w:tblPrEx>
-          <w:tblCellMar>
-            <w:top w:w="0" w:type="dxa"/>
-            <w:bottom w:w="0" w:type="dxa"/>
-          </w:tblCellMar>
-        </w:tblPrEx>
         <w:tc>
           <w:tcPr>
             <w:tcW w:w="2400" w:type="dxa"/>
@@ -2231,12 +1958,6 @@
         </w:tc>
       </w:tr>
       <w:tr>
-        <w:tblPrEx>
-          <w:tblCellMar>
-            <w:top w:w="0" w:type="dxa"/>
-            <w:bottom w:w="0" w:type="dxa"/>
-          </w:tblCellMar>
-        </w:tblPrEx>
         <w:tc>
           <w:tcPr>
             <w:tcW w:w="2400" w:type="dxa"/>
@@ -2323,12 +2044,6 @@
         </w:tc>
       </w:tr>
       <w:tr>
-        <w:tblPrEx>
-          <w:tblCellMar>
-            <w:top w:w="0" w:type="dxa"/>
-            <w:bottom w:w="0" w:type="dxa"/>
-          </w:tblCellMar>
-        </w:tblPrEx>
         <w:tc>
           <w:tcPr>
             <w:tcW w:w="2400" w:type="dxa"/>
@@ -2695,12 +2410,6 @@
         <w:gridCol w:w="2400"/>
       </w:tblGrid>
       <w:tr>
-        <w:tblPrEx>
-          <w:tblCellMar>
-            <w:top w:w="0" w:type="dxa"/>
-            <w:bottom w:w="0" w:type="dxa"/>
-          </w:tblCellMar>
-        </w:tblPrEx>
         <w:tc>
           <w:tcPr>
             <w:tcW w:w="2200" w:type="dxa"/>
@@ -2823,12 +2532,6 @@
         </w:tc>
       </w:tr>
       <w:tr>
-        <w:tblPrEx>
-          <w:tblCellMar>
-            <w:top w:w="0" w:type="dxa"/>
-            <w:bottom w:w="0" w:type="dxa"/>
-          </w:tblCellMar>
-        </w:tblPrEx>
         <w:tc>
           <w:tcPr>
             <w:tcW w:w="2200" w:type="dxa"/>
@@ -2943,12 +2646,6 @@
         </w:tc>
       </w:tr>
       <w:tr>
-        <w:tblPrEx>
-          <w:tblCellMar>
-            <w:top w:w="0" w:type="dxa"/>
-            <w:bottom w:w="0" w:type="dxa"/>
-          </w:tblCellMar>
-        </w:tblPrEx>
         <w:tc>
           <w:tcPr>
             <w:tcW w:w="2200" w:type="dxa"/>
@@ -3073,12 +2770,6 @@
         </w:tc>
       </w:tr>
       <w:tr>
-        <w:tblPrEx>
-          <w:tblCellMar>
-            <w:top w:w="0" w:type="dxa"/>
-            <w:bottom w:w="0" w:type="dxa"/>
-          </w:tblCellMar>
-        </w:tblPrEx>
         <w:tc>
           <w:tcPr>
             <w:tcW w:w="2200" w:type="dxa"/>
@@ -3272,13 +2963,7 @@
         <w:rPr>
           <w:color w:val="000000"/>
         </w:rPr>
-        <w:t xml:space="preserve"> picks up the event and logs a notif</w:t>
-      </w:r>
-      <w:r>
-        <w:rPr>
-          <w:color w:val="000000"/>
-        </w:rPr>
-        <w:t>ication.</w:t>
+        <w:t xml:space="preserve"> picks up the event and logs a notification.</w:t>
       </w:r>
     </w:p>
     <w:p>
@@ -3327,12 +3012,6 @@
         <w:gridCol w:w="4800"/>
       </w:tblGrid>
       <w:tr>
-        <w:tblPrEx>
-          <w:tblCellMar>
-            <w:top w:w="0" w:type="dxa"/>
-            <w:bottom w:w="0" w:type="dxa"/>
-          </w:tblCellMar>
-        </w:tblPrEx>
         <w:tc>
           <w:tcPr>
             <w:tcW w:w="2400" w:type="dxa"/>
@@ -3425,12 +3104,6 @@
         </w:tc>
       </w:tr>
       <w:tr>
-        <w:tblPrEx>
-          <w:tblCellMar>
-            <w:top w:w="0" w:type="dxa"/>
-            <w:bottom w:w="0" w:type="dxa"/>
-          </w:tblCellMar>
-        </w:tblPrEx>
         <w:tc>
           <w:tcPr>
             <w:tcW w:w="2400" w:type="dxa"/>
@@ -3517,12 +3190,6 @@
         </w:tc>
       </w:tr>
       <w:tr>
-        <w:tblPrEx>
-          <w:tblCellMar>
-            <w:top w:w="0" w:type="dxa"/>
-            <w:bottom w:w="0" w:type="dxa"/>
-          </w:tblCellMar>
-        </w:tblPrEx>
         <w:tc>
           <w:tcPr>
             <w:tcW w:w="2400" w:type="dxa"/>
@@ -3627,12 +3294,6 @@
         </w:tc>
       </w:tr>
       <w:tr>
-        <w:tblPrEx>
-          <w:tblCellMar>
-            <w:top w:w="0" w:type="dxa"/>
-            <w:bottom w:w="0" w:type="dxa"/>
-          </w:tblCellMar>
-        </w:tblPrEx>
         <w:tc>
           <w:tcPr>
             <w:tcW w:w="2400" w:type="dxa"/>
@@ -3765,12 +3426,6 @@
         </w:tc>
       </w:tr>
       <w:tr>
-        <w:tblPrEx>
-          <w:tblCellMar>
-            <w:top w:w="0" w:type="dxa"/>
-            <w:bottom w:w="0" w:type="dxa"/>
-          </w:tblCellMar>
-        </w:tblPrEx>
         <w:tc>
           <w:tcPr>
             <w:tcW w:w="2400" w:type="dxa"/>
@@ -4020,12 +3675,6 @@
         <w:gridCol w:w="4960"/>
       </w:tblGrid>
       <w:tr>
-        <w:tblPrEx>
-          <w:tblCellMar>
-            <w:top w:w="0" w:type="dxa"/>
-            <w:bottom w:w="0" w:type="dxa"/>
-          </w:tblCellMar>
-        </w:tblPrEx>
         <w:tc>
           <w:tcPr>
             <w:tcW w:w="1200" w:type="dxa"/>
@@ -4118,12 +3767,6 @@
         </w:tc>
       </w:tr>
       <w:tr>
-        <w:tblPrEx>
-          <w:tblCellMar>
-            <w:top w:w="0" w:type="dxa"/>
-            <w:bottom w:w="0" w:type="dxa"/>
-          </w:tblCellMar>
-        </w:tblPrEx>
         <w:tc>
           <w:tcPr>
             <w:tcW w:w="1200" w:type="dxa"/>
@@ -4210,12 +3853,6 @@
         </w:tc>
       </w:tr>
       <w:tr>
-        <w:tblPrEx>
-          <w:tblCellMar>
-            <w:top w:w="0" w:type="dxa"/>
-            <w:bottom w:w="0" w:type="dxa"/>
-          </w:tblCellMar>
-        </w:tblPrEx>
         <w:tc>
           <w:tcPr>
             <w:tcW w:w="1200" w:type="dxa"/>
@@ -4302,12 +3939,6 @@
         </w:tc>
       </w:tr>
       <w:tr>
-        <w:tblPrEx>
-          <w:tblCellMar>
-            <w:top w:w="0" w:type="dxa"/>
-            <w:bottom w:w="0" w:type="dxa"/>
-          </w:tblCellMar>
-        </w:tblPrEx>
         <w:tc>
           <w:tcPr>
             <w:tcW w:w="1200" w:type="dxa"/>
@@ -4404,12 +4035,6 @@
         </w:tc>
       </w:tr>
       <w:tr>
-        <w:tblPrEx>
-          <w:tblCellMar>
-            <w:top w:w="0" w:type="dxa"/>
-            <w:bottom w:w="0" w:type="dxa"/>
-          </w:tblCellMar>
-        </w:tblPrEx>
         <w:tc>
           <w:tcPr>
             <w:tcW w:w="1200" w:type="dxa"/>
@@ -4506,12 +4131,6 @@
         </w:tc>
       </w:tr>
       <w:tr>
-        <w:tblPrEx>
-          <w:tblCellMar>
-            <w:top w:w="0" w:type="dxa"/>
-            <w:bottom w:w="0" w:type="dxa"/>
-          </w:tblCellMar>
-        </w:tblPrEx>
         <w:tc>
           <w:tcPr>
             <w:tcW w:w="1200" w:type="dxa"/>
@@ -4634,12 +4253,6 @@
         </w:tc>
       </w:tr>
       <w:tr>
-        <w:tblPrEx>
-          <w:tblCellMar>
-            <w:top w:w="0" w:type="dxa"/>
-            <w:bottom w:w="0" w:type="dxa"/>
-          </w:tblCellMar>
-        </w:tblPrEx>
         <w:tc>
           <w:tcPr>
             <w:tcW w:w="1200" w:type="dxa"/>
@@ -4744,12 +4357,6 @@
         </w:tc>
       </w:tr>
       <w:tr>
-        <w:tblPrEx>
-          <w:tblCellMar>
-            <w:top w:w="0" w:type="dxa"/>
-            <w:bottom w:w="0" w:type="dxa"/>
-          </w:tblCellMar>
-        </w:tblPrEx>
         <w:tc>
           <w:tcPr>
             <w:tcW w:w="1200" w:type="dxa"/>
@@ -4836,12 +4443,6 @@
         </w:tc>
       </w:tr>
       <w:tr>
-        <w:tblPrEx>
-          <w:tblCellMar>
-            <w:top w:w="0" w:type="dxa"/>
-            <w:bottom w:w="0" w:type="dxa"/>
-          </w:tblCellMar>
-        </w:tblPrEx>
         <w:tc>
           <w:tcPr>
             <w:tcW w:w="1200" w:type="dxa"/>
@@ -4928,12 +4529,6 @@
         </w:tc>
       </w:tr>
       <w:tr>
-        <w:tblPrEx>
-          <w:tblCellMar>
-            <w:top w:w="0" w:type="dxa"/>
-            <w:bottom w:w="0" w:type="dxa"/>
-          </w:tblCellMar>
-        </w:tblPrEx>
         <w:tc>
           <w:tcPr>
             <w:tcW w:w="1200" w:type="dxa"/>
@@ -5022,12 +4617,6 @@
         </w:tc>
       </w:tr>
       <w:tr>
-        <w:tblPrEx>
-          <w:tblCellMar>
-            <w:top w:w="0" w:type="dxa"/>
-            <w:bottom w:w="0" w:type="dxa"/>
-          </w:tblCellMar>
-        </w:tblPrEx>
         <w:tc>
           <w:tcPr>
             <w:tcW w:w="1200" w:type="dxa"/>
@@ -5147,12 +4736,6 @@
         <w:gridCol w:w="9360"/>
       </w:tblGrid>
       <w:tr>
-        <w:tblPrEx>
-          <w:tblCellMar>
-            <w:top w:w="0" w:type="dxa"/>
-            <w:bottom w:w="0" w:type="dxa"/>
-          </w:tblCellMar>
-        </w:tblPrEx>
         <w:tc>
           <w:tcPr>
             <w:tcW w:w="9360" w:type="dxa"/>
@@ -5179,38 +4762,12 @@
                 <w:sz w:val="26"/>
                 <w:szCs w:val="26"/>
               </w:rPr>
-              <w:t>🛠</w:t>
-            </w:r>
-            <w:r>
-              <w:rPr>
-                <w:b/>
-                <w:bCs/>
-                <w:color w:val="FFFFFF"/>
-                <w:sz w:val="26"/>
-                <w:szCs w:val="26"/>
-              </w:rPr>
-              <w:t>️</w:t>
-            </w:r>
-            <w:r>
-              <w:rPr>
-                <w:b/>
-                <w:bCs/>
-                <w:color w:val="FFFFFF"/>
-                <w:sz w:val="26"/>
-                <w:szCs w:val="26"/>
-              </w:rPr>
-              <w:t xml:space="preserve">  Day 1: Setup &amp; Environment</w:t>
+              <w:t>🛠️  Day 1: Setup &amp; Environment</w:t>
             </w:r>
           </w:p>
         </w:tc>
       </w:tr>
       <w:tr>
-        <w:tblPrEx>
-          <w:tblCellMar>
-            <w:top w:w="0" w:type="dxa"/>
-            <w:bottom w:w="0" w:type="dxa"/>
-          </w:tblCellMar>
-        </w:tblPrEx>
         <w:tc>
           <w:tcPr>
             <w:tcW w:w="9360" w:type="dxa"/>
@@ -5237,28 +4794,12 @@
                 <w:sz w:val="20"/>
                 <w:szCs w:val="20"/>
               </w:rPr>
-              <w:t>🎯</w:t>
-            </w:r>
-            <w:r>
-              <w:rPr>
-                <w:b/>
-                <w:bCs/>
-                <w:color w:val="1B3A6B"/>
-                <w:sz w:val="20"/>
-                <w:szCs w:val="20"/>
-              </w:rPr>
-              <w:t xml:space="preserve"> Focus: Get every tool installed and test that Java and Docker work</w:t>
+              <w:t>🎯 Focus: Get every tool installed and test that Java and Docker work</w:t>
             </w:r>
           </w:p>
         </w:tc>
       </w:tr>
       <w:tr>
-        <w:tblPrEx>
-          <w:tblCellMar>
-            <w:top w:w="0" w:type="dxa"/>
-            <w:bottom w:w="0" w:type="dxa"/>
-          </w:tblCellMar>
-        </w:tblPrEx>
         <w:tc>
           <w:tcPr>
             <w:tcW w:w="9360" w:type="dxa"/>
@@ -5363,23 +4904,13 @@
                 <w:highlight w:val="green"/>
               </w:rPr>
             </w:pPr>
-            <w:bookmarkStart w:id="0" w:name="_GoBack"/>
-            <w:bookmarkEnd w:id="0"/>
             <w:r>
               <w:rPr>
                 <w:sz w:val="20"/>
                 <w:szCs w:val="20"/>
                 <w:highlight w:val="green"/>
               </w:rPr>
-              <w:t>Install Docker Desktop. After inst</w:t>
-            </w:r>
-            <w:r>
-              <w:rPr>
-                <w:sz w:val="20"/>
-                <w:szCs w:val="20"/>
-                <w:highlight w:val="green"/>
-              </w:rPr>
-              <w:t>alling, open it and make sure the whale icon appears in your taskbar — that means Docker is running.</w:t>
+              <w:t>Install Docker Desktop. After installing, open it and make sure the whale icon appears in your taskbar — that means Docker is running.</w:t>
             </w:r>
           </w:p>
           <w:p>
@@ -5445,14 +4976,7 @@
                 <w:sz w:val="20"/>
                 <w:szCs w:val="20"/>
               </w:rPr>
-              <w:t>Install Python 3.10+ if not alrea</w:t>
-            </w:r>
-            <w:r>
-              <w:rPr>
-                <w:sz w:val="20"/>
-                <w:szCs w:val="20"/>
-              </w:rPr>
-              <w:t xml:space="preserve">dy installed. Then open a terminal and run: pip install </w:t>
+              <w:t xml:space="preserve">Install Python 3.10+ if not already installed. Then open a terminal and run: pip install </w:t>
             </w:r>
             <w:proofErr w:type="spellStart"/>
             <w:r>
@@ -5615,14 +5139,7 @@
                 <w:sz w:val="20"/>
                 <w:szCs w:val="20"/>
               </w:rPr>
-              <w:t xml:space="preserve"> using Docker — run th</w:t>
-            </w:r>
-            <w:r>
-              <w:rPr>
-                <w:sz w:val="20"/>
-                <w:szCs w:val="20"/>
-              </w:rPr>
-              <w:t xml:space="preserve">is one command: </w:t>
+              <w:t xml:space="preserve"> using Docker — run this one command: </w:t>
             </w:r>
             <w:proofErr w:type="spellStart"/>
             <w:r>
@@ -5695,14 +5212,7 @@
                 <w:sz w:val="20"/>
                 <w:szCs w:val="20"/>
               </w:rPr>
-              <w:t>R</w:t>
-            </w:r>
-            <w:r>
-              <w:rPr>
-                <w:sz w:val="20"/>
-                <w:szCs w:val="20"/>
-              </w:rPr>
-              <w:t>abbitMQ</w:t>
+              <w:t>RabbitMQ</w:t>
             </w:r>
             <w:proofErr w:type="spellEnd"/>
             <w:r>
@@ -5733,12 +5243,6 @@
         </w:tc>
       </w:tr>
       <w:tr>
-        <w:tblPrEx>
-          <w:tblCellMar>
-            <w:top w:w="0" w:type="dxa"/>
-            <w:bottom w:w="0" w:type="dxa"/>
-          </w:tblCellMar>
-        </w:tblPrEx>
         <w:tc>
           <w:tcPr>
             <w:tcW w:w="9360" w:type="dxa"/>
@@ -5764,41 +5268,25 @@
                 <w:szCs w:val="20"/>
               </w:rPr>
               <w:lastRenderedPageBreak/>
-              <w:t>💡</w:t>
-            </w:r>
+              <w:t xml:space="preserve">💡 Do not skip the Wireshark </w:t>
+            </w:r>
+            <w:proofErr w:type="spellStart"/>
             <w:r>
               <w:rPr>
                 <w:color w:val="1B3A6B"/>
                 <w:sz w:val="20"/>
                 <w:szCs w:val="20"/>
               </w:rPr>
-              <w:t xml:space="preserve"> Do not skip the Wireshark </w:t>
-            </w:r>
-            <w:proofErr w:type="spellStart"/>
+              <w:t>Npcap</w:t>
+            </w:r>
+            <w:proofErr w:type="spellEnd"/>
             <w:r>
               <w:rPr>
                 <w:color w:val="1B3A6B"/>
                 <w:sz w:val="20"/>
                 <w:szCs w:val="20"/>
               </w:rPr>
-              <w:t>Npcap</w:t>
-            </w:r>
-            <w:proofErr w:type="spellEnd"/>
-            <w:r>
-              <w:rPr>
-                <w:color w:val="1B3A6B"/>
-                <w:sz w:val="20"/>
-                <w:szCs w:val="20"/>
-              </w:rPr>
-              <w:t xml:space="preserve"> install. Without it, Wireshark cannot see loopback (localhost) traffic, which is what your services use to talk to each </w:t>
-            </w:r>
-            <w:r>
-              <w:rPr>
-                <w:color w:val="1B3A6B"/>
-                <w:sz w:val="20"/>
-                <w:szCs w:val="20"/>
-              </w:rPr>
-              <w:t>other.</w:t>
+              <w:t xml:space="preserve"> install. Without it, Wireshark cannot see loopback (localhost) traffic, which is what your services use to talk to each other.</w:t>
             </w:r>
           </w:p>
         </w:tc>
@@ -5835,12 +5323,6 @@
         <w:gridCol w:w="9360"/>
       </w:tblGrid>
       <w:tr>
-        <w:tblPrEx>
-          <w:tblCellMar>
-            <w:top w:w="0" w:type="dxa"/>
-            <w:bottom w:w="0" w:type="dxa"/>
-          </w:tblCellMar>
-        </w:tblPrEx>
         <w:tc>
           <w:tcPr>
             <w:tcW w:w="9360" w:type="dxa"/>
@@ -5867,28 +5349,12 @@
                 <w:sz w:val="26"/>
                 <w:szCs w:val="26"/>
               </w:rPr>
-              <w:t>🌐</w:t>
-            </w:r>
-            <w:r>
-              <w:rPr>
-                <w:b/>
-                <w:bCs/>
-                <w:color w:val="FFFFFF"/>
-                <w:sz w:val="26"/>
-                <w:szCs w:val="26"/>
-              </w:rPr>
-              <w:t xml:space="preserve">  Day 2: Build the REST Service (order-service)</w:t>
+              <w:t>🌐  Day 2: Build the REST Service (order-service)</w:t>
             </w:r>
           </w:p>
         </w:tc>
       </w:tr>
       <w:tr>
-        <w:tblPrEx>
-          <w:tblCellMar>
-            <w:top w:w="0" w:type="dxa"/>
-            <w:bottom w:w="0" w:type="dxa"/>
-          </w:tblCellMar>
-        </w:tblPrEx>
         <w:tc>
           <w:tcPr>
             <w:tcW w:w="9360" w:type="dxa"/>
@@ -5915,28 +5381,12 @@
                 <w:sz w:val="20"/>
                 <w:szCs w:val="20"/>
               </w:rPr>
-              <w:t>🎯</w:t>
-            </w:r>
-            <w:r>
-              <w:rPr>
-                <w:b/>
-                <w:bCs/>
-                <w:color w:val="1B3A6B"/>
-                <w:sz w:val="20"/>
-                <w:szCs w:val="20"/>
-              </w:rPr>
-              <w:t xml:space="preserve"> Focus: Create your first Spring Boot service that accepts HTTP requests</w:t>
+              <w:t>🎯 Focus: Create your first Spring Boot service that accepts HTTP requests</w:t>
             </w:r>
           </w:p>
         </w:tc>
       </w:tr>
       <w:tr>
-        <w:tblPrEx>
-          <w:tblCellMar>
-            <w:top w:w="0" w:type="dxa"/>
-            <w:bottom w:w="0" w:type="dxa"/>
-          </w:tblCellMar>
-        </w:tblPrEx>
         <w:tc>
           <w:tcPr>
             <w:tcW w:w="9360" w:type="dxa"/>
@@ -6024,6 +5474,273 @@
                 <w:highlight w:val="green"/>
               </w:rPr>
               <w:t xml:space="preserve"> = order-service. Add dependencies: Spring Web, Spring Boot Actuator. Click Generate and open the downloaded folder in IntelliJ.</w:t>
+            </w:r>
+          </w:p>
+          <w:p>
+            <w:pPr>
+              <w:pStyle w:val="ListParagraph"/>
+              <w:numPr>
+                <w:ilvl w:val="0"/>
+                <w:numId w:val="2"/>
+              </w:numPr>
+              <w:spacing w:after="80"/>
+              <w:rPr>
+                <w:highlight w:val="green"/>
+              </w:rPr>
+            </w:pPr>
+            <w:r>
+              <w:rPr>
+                <w:sz w:val="20"/>
+                <w:szCs w:val="20"/>
+                <w:highlight w:val="green"/>
+              </w:rPr>
+              <w:t xml:space="preserve">Create a file: </w:t>
+            </w:r>
+            <w:proofErr w:type="spellStart"/>
+            <w:r>
+              <w:rPr>
+                <w:sz w:val="20"/>
+                <w:szCs w:val="20"/>
+                <w:highlight w:val="green"/>
+              </w:rPr>
+              <w:t>src</w:t>
+            </w:r>
+            <w:proofErr w:type="spellEnd"/>
+            <w:r>
+              <w:rPr>
+                <w:sz w:val="20"/>
+                <w:szCs w:val="20"/>
+                <w:highlight w:val="green"/>
+              </w:rPr>
+              <w:t>/main/java/com/dissertation/</w:t>
+            </w:r>
+            <w:proofErr w:type="spellStart"/>
+            <w:r>
+              <w:rPr>
+                <w:sz w:val="20"/>
+                <w:szCs w:val="20"/>
+                <w:highlight w:val="green"/>
+              </w:rPr>
+              <w:t>orderservice</w:t>
+            </w:r>
+            <w:proofErr w:type="spellEnd"/>
+            <w:r>
+              <w:rPr>
+                <w:sz w:val="20"/>
+                <w:szCs w:val="20"/>
+                <w:highlight w:val="green"/>
+              </w:rPr>
+              <w:t xml:space="preserve">/Order.java. This is your data model. It just needs fields: Long id, String item, </w:t>
+            </w:r>
+            <w:proofErr w:type="spellStart"/>
+            <w:r>
+              <w:rPr>
+                <w:sz w:val="20"/>
+                <w:szCs w:val="20"/>
+                <w:highlight w:val="green"/>
+              </w:rPr>
+              <w:t>int</w:t>
+            </w:r>
+            <w:proofErr w:type="spellEnd"/>
+            <w:r>
+              <w:rPr>
+                <w:sz w:val="20"/>
+                <w:szCs w:val="20"/>
+                <w:highlight w:val="green"/>
+              </w:rPr>
+              <w:t xml:space="preserve"> quantity.</w:t>
+            </w:r>
+          </w:p>
+          <w:p>
+            <w:pPr>
+              <w:pStyle w:val="ListParagraph"/>
+              <w:numPr>
+                <w:ilvl w:val="0"/>
+                <w:numId w:val="2"/>
+              </w:numPr>
+              <w:spacing w:after="80"/>
+              <w:rPr>
+                <w:highlight w:val="green"/>
+              </w:rPr>
+            </w:pPr>
+            <w:r>
+              <w:rPr>
+                <w:sz w:val="20"/>
+                <w:szCs w:val="20"/>
+                <w:highlight w:val="green"/>
+              </w:rPr>
+              <w:t>Create: OrderController.java with a @</w:t>
+            </w:r>
+            <w:proofErr w:type="spellStart"/>
+            <w:r>
+              <w:rPr>
+                <w:sz w:val="20"/>
+                <w:szCs w:val="20"/>
+                <w:highlight w:val="green"/>
+              </w:rPr>
+              <w:t>RestController</w:t>
+            </w:r>
+            <w:proofErr w:type="spellEnd"/>
+            <w:r>
+              <w:rPr>
+                <w:sz w:val="20"/>
+                <w:szCs w:val="20"/>
+                <w:highlight w:val="green"/>
+              </w:rPr>
+              <w:t xml:space="preserve"> annotation. Add a </w:t>
+            </w:r>
+            <w:proofErr w:type="gramStart"/>
+            <w:r>
+              <w:rPr>
+                <w:sz w:val="20"/>
+                <w:szCs w:val="20"/>
+                <w:highlight w:val="green"/>
+              </w:rPr>
+              <w:t>@</w:t>
+            </w:r>
+            <w:proofErr w:type="spellStart"/>
+            <w:r>
+              <w:rPr>
+                <w:sz w:val="20"/>
+                <w:szCs w:val="20"/>
+                <w:highlight w:val="green"/>
+              </w:rPr>
+              <w:t>PostMapping</w:t>
+            </w:r>
+            <w:proofErr w:type="spellEnd"/>
+            <w:r>
+              <w:rPr>
+                <w:sz w:val="20"/>
+                <w:szCs w:val="20"/>
+                <w:highlight w:val="green"/>
+              </w:rPr>
+              <w:t>(</w:t>
+            </w:r>
+            <w:proofErr w:type="gramEnd"/>
+            <w:r>
+              <w:rPr>
+                <w:sz w:val="20"/>
+                <w:szCs w:val="20"/>
+                <w:highlight w:val="green"/>
+              </w:rPr>
+              <w:t>'/orders') method that accepts an Order object and returns a confirmation string.</w:t>
+            </w:r>
+          </w:p>
+          <w:p>
+            <w:pPr>
+              <w:pStyle w:val="ListParagraph"/>
+              <w:numPr>
+                <w:ilvl w:val="0"/>
+                <w:numId w:val="2"/>
+              </w:numPr>
+              <w:spacing w:after="80"/>
+              <w:rPr>
+                <w:highlight w:val="green"/>
+              </w:rPr>
+            </w:pPr>
+            <w:r>
+              <w:rPr>
+                <w:sz w:val="20"/>
+                <w:szCs w:val="20"/>
+                <w:highlight w:val="green"/>
+              </w:rPr>
+              <w:t xml:space="preserve">Add an </w:t>
+            </w:r>
+            <w:proofErr w:type="gramStart"/>
+            <w:r>
+              <w:rPr>
+                <w:sz w:val="20"/>
+                <w:szCs w:val="20"/>
+                <w:highlight w:val="green"/>
+              </w:rPr>
+              <w:t>@</w:t>
+            </w:r>
+            <w:proofErr w:type="spellStart"/>
+            <w:r>
+              <w:rPr>
+                <w:sz w:val="20"/>
+                <w:szCs w:val="20"/>
+                <w:highlight w:val="green"/>
+              </w:rPr>
+              <w:t>GetMapping</w:t>
+            </w:r>
+            <w:proofErr w:type="spellEnd"/>
+            <w:r>
+              <w:rPr>
+                <w:sz w:val="20"/>
+                <w:szCs w:val="20"/>
+                <w:highlight w:val="green"/>
+              </w:rPr>
+              <w:t>(</w:t>
+            </w:r>
+            <w:proofErr w:type="gramEnd"/>
+            <w:r>
+              <w:rPr>
+                <w:sz w:val="20"/>
+                <w:szCs w:val="20"/>
+                <w:highlight w:val="green"/>
+              </w:rPr>
+              <w:t>'/orders/health') method that just returns 'Service is running'. This lets you test it easily.</w:t>
+            </w:r>
+          </w:p>
+          <w:p>
+            <w:pPr>
+              <w:pStyle w:val="ListParagraph"/>
+              <w:numPr>
+                <w:ilvl w:val="0"/>
+                <w:numId w:val="2"/>
+              </w:numPr>
+              <w:spacing w:after="80"/>
+              <w:rPr>
+                <w:highlight w:val="green"/>
+              </w:rPr>
+            </w:pPr>
+            <w:r>
+              <w:rPr>
+                <w:sz w:val="20"/>
+                <w:szCs w:val="20"/>
+                <w:highlight w:val="green"/>
+              </w:rPr>
+              <w:t>Run the app from IntelliJ (press the green play button). Open your browser and go to http://localhost:8080/orders/health. You should see: Service is running.</w:t>
+            </w:r>
+          </w:p>
+          <w:p>
+            <w:pPr>
+              <w:pStyle w:val="ListParagraph"/>
+              <w:numPr>
+                <w:ilvl w:val="0"/>
+                <w:numId w:val="2"/>
+              </w:numPr>
+              <w:spacing w:after="80"/>
+              <w:rPr>
+                <w:highlight w:val="green"/>
+              </w:rPr>
+            </w:pPr>
+            <w:r>
+              <w:rPr>
+                <w:sz w:val="20"/>
+                <w:szCs w:val="20"/>
+                <w:highlight w:val="green"/>
+              </w:rPr>
+              <w:t>Test the POST endpoint using Postman or curl: curl -X POST http://localhost:8080/orders -H 'Content-Type: application/</w:t>
+            </w:r>
+            <w:proofErr w:type="spellStart"/>
+            <w:r>
+              <w:rPr>
+                <w:sz w:val="20"/>
+                <w:szCs w:val="20"/>
+                <w:highlight w:val="green"/>
+              </w:rPr>
+              <w:t>json</w:t>
+            </w:r>
+            <w:proofErr w:type="spellEnd"/>
+            <w:r>
+              <w:rPr>
+                <w:sz w:val="20"/>
+                <w:szCs w:val="20"/>
+                <w:highlight w:val="green"/>
+              </w:rPr>
+              <w:t>' -d '{"item":"book","quantity":2}'</w:t>
             </w:r>
           </w:p>
           <w:p>
@@ -6039,276 +5756,14 @@
               <w:rPr>
                 <w:sz w:val="20"/>
                 <w:szCs w:val="20"/>
-              </w:rPr>
-              <w:t>Cr</w:t>
-            </w:r>
-            <w:r>
-              <w:rPr>
-                <w:sz w:val="20"/>
-                <w:szCs w:val="20"/>
-              </w:rPr>
-              <w:t xml:space="preserve">eate a file: </w:t>
-            </w:r>
-            <w:proofErr w:type="spellStart"/>
-            <w:r>
-              <w:rPr>
-                <w:sz w:val="20"/>
-                <w:szCs w:val="20"/>
-              </w:rPr>
-              <w:t>src</w:t>
-            </w:r>
-            <w:proofErr w:type="spellEnd"/>
-            <w:r>
-              <w:rPr>
-                <w:sz w:val="20"/>
-                <w:szCs w:val="20"/>
-              </w:rPr>
-              <w:t>/main/java/com/dissertation/</w:t>
-            </w:r>
-            <w:proofErr w:type="spellStart"/>
-            <w:r>
-              <w:rPr>
-                <w:sz w:val="20"/>
-                <w:szCs w:val="20"/>
-              </w:rPr>
-              <w:t>orderservice</w:t>
-            </w:r>
-            <w:proofErr w:type="spellEnd"/>
-            <w:r>
-              <w:rPr>
-                <w:sz w:val="20"/>
-                <w:szCs w:val="20"/>
-              </w:rPr>
-              <w:t xml:space="preserve">/Order.java. This is your data model. It just needs fields: Long id, String item, </w:t>
-            </w:r>
-            <w:proofErr w:type="spellStart"/>
-            <w:r>
-              <w:rPr>
-                <w:sz w:val="20"/>
-                <w:szCs w:val="20"/>
-              </w:rPr>
-              <w:t>int</w:t>
-            </w:r>
-            <w:proofErr w:type="spellEnd"/>
-            <w:r>
-              <w:rPr>
-                <w:sz w:val="20"/>
-                <w:szCs w:val="20"/>
-              </w:rPr>
-              <w:t xml:space="preserve"> quantity.</w:t>
-            </w:r>
-          </w:p>
-          <w:p>
-            <w:pPr>
-              <w:pStyle w:val="ListParagraph"/>
-              <w:numPr>
-                <w:ilvl w:val="0"/>
-                <w:numId w:val="2"/>
-              </w:numPr>
-              <w:spacing w:after="80"/>
-            </w:pPr>
-            <w:r>
-              <w:rPr>
-                <w:sz w:val="20"/>
-                <w:szCs w:val="20"/>
-              </w:rPr>
-              <w:t>Create: OrderController.java with a @</w:t>
-            </w:r>
-            <w:proofErr w:type="spellStart"/>
-            <w:r>
-              <w:rPr>
-                <w:sz w:val="20"/>
-                <w:szCs w:val="20"/>
-              </w:rPr>
-              <w:t>RestController</w:t>
-            </w:r>
-            <w:proofErr w:type="spellEnd"/>
-            <w:r>
-              <w:rPr>
-                <w:sz w:val="20"/>
-                <w:szCs w:val="20"/>
-              </w:rPr>
-              <w:t xml:space="preserve"> annotation. Add a </w:t>
-            </w:r>
-            <w:proofErr w:type="gramStart"/>
-            <w:r>
-              <w:rPr>
-                <w:sz w:val="20"/>
-                <w:szCs w:val="20"/>
-              </w:rPr>
-              <w:t>@</w:t>
-            </w:r>
-            <w:proofErr w:type="spellStart"/>
-            <w:r>
-              <w:rPr>
-                <w:sz w:val="20"/>
-                <w:szCs w:val="20"/>
-              </w:rPr>
-              <w:t>PostMapping</w:t>
-            </w:r>
-            <w:proofErr w:type="spellEnd"/>
-            <w:r>
-              <w:rPr>
-                <w:sz w:val="20"/>
-                <w:szCs w:val="20"/>
-              </w:rPr>
-              <w:t>(</w:t>
-            </w:r>
-            <w:proofErr w:type="gramEnd"/>
-            <w:r>
-              <w:rPr>
-                <w:sz w:val="20"/>
-                <w:szCs w:val="20"/>
-              </w:rPr>
-              <w:t>'/orders') method tha</w:t>
-            </w:r>
-            <w:r>
-              <w:rPr>
-                <w:sz w:val="20"/>
-                <w:szCs w:val="20"/>
-              </w:rPr>
-              <w:t>t accepts an Order object and returns a confirmation string.</w:t>
-            </w:r>
-          </w:p>
-          <w:p>
-            <w:pPr>
-              <w:pStyle w:val="ListParagraph"/>
-              <w:numPr>
-                <w:ilvl w:val="0"/>
-                <w:numId w:val="2"/>
-              </w:numPr>
-              <w:spacing w:after="80"/>
-            </w:pPr>
-            <w:r>
-              <w:rPr>
-                <w:sz w:val="20"/>
-                <w:szCs w:val="20"/>
-              </w:rPr>
-              <w:t xml:space="preserve">Add an </w:t>
-            </w:r>
-            <w:proofErr w:type="gramStart"/>
-            <w:r>
-              <w:rPr>
-                <w:sz w:val="20"/>
-                <w:szCs w:val="20"/>
-              </w:rPr>
-              <w:t>@</w:t>
-            </w:r>
-            <w:proofErr w:type="spellStart"/>
-            <w:r>
-              <w:rPr>
-                <w:sz w:val="20"/>
-                <w:szCs w:val="20"/>
-              </w:rPr>
-              <w:t>GetMapping</w:t>
-            </w:r>
-            <w:proofErr w:type="spellEnd"/>
-            <w:r>
-              <w:rPr>
-                <w:sz w:val="20"/>
-                <w:szCs w:val="20"/>
-              </w:rPr>
-              <w:t>(</w:t>
-            </w:r>
-            <w:proofErr w:type="gramEnd"/>
-            <w:r>
-              <w:rPr>
-                <w:sz w:val="20"/>
-                <w:szCs w:val="20"/>
-              </w:rPr>
-              <w:t>'/orders/health') method that just returns 'Service is running'. This lets you test it easily.</w:t>
-            </w:r>
-          </w:p>
-          <w:p>
-            <w:pPr>
-              <w:pStyle w:val="ListParagraph"/>
-              <w:numPr>
-                <w:ilvl w:val="0"/>
-                <w:numId w:val="2"/>
-              </w:numPr>
-              <w:spacing w:after="80"/>
-            </w:pPr>
-            <w:r>
-              <w:rPr>
-                <w:sz w:val="20"/>
-                <w:szCs w:val="20"/>
-              </w:rPr>
-              <w:t>Run the app from IntelliJ (press the green play button). Open your browser and go</w:t>
-            </w:r>
-            <w:r>
-              <w:rPr>
-                <w:sz w:val="20"/>
-                <w:szCs w:val="20"/>
-              </w:rPr>
-              <w:t xml:space="preserve"> to http://localhost:8080/orders/health. You should see: Service is running.</w:t>
-            </w:r>
-          </w:p>
-          <w:p>
-            <w:pPr>
-              <w:pStyle w:val="ListParagraph"/>
-              <w:numPr>
-                <w:ilvl w:val="0"/>
-                <w:numId w:val="2"/>
-              </w:numPr>
-              <w:spacing w:after="80"/>
-            </w:pPr>
-            <w:r>
-              <w:rPr>
-                <w:sz w:val="20"/>
-                <w:szCs w:val="20"/>
-              </w:rPr>
-              <w:t>Test the POST endpoint using Postman or curl: curl -X POST http://localhost:8080/orders -H 'Content-Type: application/</w:t>
-            </w:r>
-            <w:proofErr w:type="spellStart"/>
-            <w:r>
-              <w:rPr>
-                <w:sz w:val="20"/>
-                <w:szCs w:val="20"/>
-              </w:rPr>
-              <w:t>json</w:t>
-            </w:r>
-            <w:proofErr w:type="spellEnd"/>
-            <w:r>
-              <w:rPr>
-                <w:sz w:val="20"/>
-                <w:szCs w:val="20"/>
-              </w:rPr>
-              <w:t>' -d '{"item":"book","quantity":2}'</w:t>
-            </w:r>
-          </w:p>
-          <w:p>
-            <w:pPr>
-              <w:pStyle w:val="ListParagraph"/>
-              <w:numPr>
-                <w:ilvl w:val="0"/>
-                <w:numId w:val="2"/>
-              </w:numPr>
-              <w:spacing w:after="80"/>
-            </w:pPr>
-            <w:r>
-              <w:rPr>
-                <w:sz w:val="20"/>
-                <w:szCs w:val="20"/>
-              </w:rPr>
-              <w:t>Write a simple Python</w:t>
-            </w:r>
-            <w:r>
-              <w:rPr>
-                <w:sz w:val="20"/>
-                <w:szCs w:val="20"/>
-              </w:rPr>
-              <w:t xml:space="preserve"> test script (test_rest.py) that uses the requests library to send 10 POST requests to your service in a loop. Run it and confirm all 10 succeed.</w:t>
+                <w:highlight w:val="green"/>
+              </w:rPr>
+              <w:t>Write a simple Python test script (test_rest.py) that uses the requests library to send 10 POST requests to your service in a loop. Run it and confirm all 10 succeed.</w:t>
             </w:r>
           </w:p>
         </w:tc>
       </w:tr>
       <w:tr>
-        <w:tblPrEx>
-          <w:tblCellMar>
-            <w:top w:w="0" w:type="dxa"/>
-            <w:bottom w:w="0" w:type="dxa"/>
-          </w:tblCellMar>
-        </w:tblPrEx>
         <w:tc>
           <w:tcPr>
             <w:tcW w:w="9360" w:type="dxa"/>
@@ -6333,15 +5788,7 @@
                 <w:sz w:val="20"/>
                 <w:szCs w:val="20"/>
               </w:rPr>
-              <w:t>💡</w:t>
-            </w:r>
-            <w:r>
-              <w:rPr>
-                <w:color w:val="1B3A6B"/>
-                <w:sz w:val="20"/>
-                <w:szCs w:val="20"/>
-              </w:rPr>
-              <w:t xml:space="preserve"> Spring Boot is very good at telling you what went wrong — read the red error messages in the IntelliJ console carefully. 90% of problems are a typo in a class name or a missing annotation.</w:t>
+              <w:t>💡 Spring Boot is very good at telling you what went wrong — read the red error messages in the IntelliJ console carefully. 90% of problems are a typo in a class name or a missing annotation.</w:t>
             </w:r>
           </w:p>
         </w:tc>
@@ -6378,12 +5825,6 @@
         <w:gridCol w:w="9360"/>
       </w:tblGrid>
       <w:tr>
-        <w:tblPrEx>
-          <w:tblCellMar>
-            <w:top w:w="0" w:type="dxa"/>
-            <w:bottom w:w="0" w:type="dxa"/>
-          </w:tblCellMar>
-        </w:tblPrEx>
         <w:tc>
           <w:tcPr>
             <w:tcW w:w="9360" w:type="dxa"/>
@@ -6410,8 +5851,9 @@
                 <w:sz w:val="26"/>
                 <w:szCs w:val="26"/>
               </w:rPr>
-              <w:t>⚡</w:t>
-            </w:r>
+              <w:t xml:space="preserve">⚡  Day 3: Build the </w:t>
+            </w:r>
+            <w:proofErr w:type="spellStart"/>
             <w:r>
               <w:rPr>
                 <w:b/>
@@ -6420,9 +5862,9 @@
                 <w:sz w:val="26"/>
                 <w:szCs w:val="26"/>
               </w:rPr>
-              <w:t xml:space="preserve">  Day 3: Build the </w:t>
-            </w:r>
-            <w:proofErr w:type="spellStart"/>
+              <w:t>gRPC</w:t>
+            </w:r>
+            <w:proofErr w:type="spellEnd"/>
             <w:r>
               <w:rPr>
                 <w:b/>
@@ -6431,29 +5873,12 @@
                 <w:sz w:val="26"/>
                 <w:szCs w:val="26"/>
               </w:rPr>
-              <w:t>gRPC</w:t>
-            </w:r>
-            <w:proofErr w:type="spellEnd"/>
-            <w:r>
-              <w:rPr>
-                <w:b/>
-                <w:bCs/>
-                <w:color w:val="FFFFFF"/>
-                <w:sz w:val="26"/>
-                <w:szCs w:val="26"/>
-              </w:rPr>
               <w:t xml:space="preserve"> Service (inventory-service)</w:t>
             </w:r>
           </w:p>
         </w:tc>
       </w:tr>
       <w:tr>
-        <w:tblPrEx>
-          <w:tblCellMar>
-            <w:top w:w="0" w:type="dxa"/>
-            <w:bottom w:w="0" w:type="dxa"/>
-          </w:tblCellMar>
-        </w:tblPrEx>
         <w:tc>
           <w:tcPr>
             <w:tcW w:w="9360" w:type="dxa"/>
@@ -6480,8 +5905,9 @@
                 <w:sz w:val="20"/>
                 <w:szCs w:val="20"/>
               </w:rPr>
-              <w:t>🎯</w:t>
-            </w:r>
+              <w:t xml:space="preserve">🎯 Focus: Create a </w:t>
+            </w:r>
+            <w:proofErr w:type="spellStart"/>
             <w:r>
               <w:rPr>
                 <w:b/>
@@ -6490,9 +5916,9 @@
                 <w:sz w:val="20"/>
                 <w:szCs w:val="20"/>
               </w:rPr>
-              <w:t xml:space="preserve"> Focus: Create a </w:t>
-            </w:r>
-            <w:proofErr w:type="spellStart"/>
+              <w:t>gRPC</w:t>
+            </w:r>
+            <w:proofErr w:type="spellEnd"/>
             <w:r>
               <w:rPr>
                 <w:b/>
@@ -6501,29 +5927,12 @@
                 <w:sz w:val="20"/>
                 <w:szCs w:val="20"/>
               </w:rPr>
-              <w:t>gRPC</w:t>
-            </w:r>
-            <w:proofErr w:type="spellEnd"/>
-            <w:r>
-              <w:rPr>
-                <w:b/>
-                <w:bCs/>
-                <w:color w:val="1B3A6B"/>
-                <w:sz w:val="20"/>
-                <w:szCs w:val="20"/>
-              </w:rPr>
               <w:t xml:space="preserve"> service and call it from order-service</w:t>
             </w:r>
           </w:p>
         </w:tc>
       </w:tr>
       <w:tr>
-        <w:tblPrEx>
-          <w:tblCellMar>
-            <w:top w:w="0" w:type="dxa"/>
-            <w:bottom w:w="0" w:type="dxa"/>
-          </w:tblCellMar>
-        </w:tblPrEx>
         <w:tc>
           <w:tcPr>
             <w:tcW w:w="9360" w:type="dxa"/>
@@ -6554,6 +5963,539 @@
                 <w:szCs w:val="20"/>
               </w:rPr>
               <w:t>Tasks:</w:t>
+            </w:r>
+          </w:p>
+          <w:p>
+            <w:pPr>
+              <w:pStyle w:val="ListParagraph"/>
+              <w:numPr>
+                <w:ilvl w:val="0"/>
+                <w:numId w:val="2"/>
+              </w:numPr>
+              <w:spacing w:after="80"/>
+              <w:rPr>
+                <w:highlight w:val="green"/>
+              </w:rPr>
+            </w:pPr>
+            <w:r>
+              <w:rPr>
+                <w:sz w:val="20"/>
+                <w:szCs w:val="20"/>
+                <w:highlight w:val="green"/>
+              </w:rPr>
+              <w:t xml:space="preserve">Go back to https://start.spring.io. New project: </w:t>
+            </w:r>
+            <w:proofErr w:type="spellStart"/>
+            <w:r>
+              <w:rPr>
+                <w:sz w:val="20"/>
+                <w:szCs w:val="20"/>
+                <w:highlight w:val="green"/>
+              </w:rPr>
+              <w:t>Artifact</w:t>
+            </w:r>
+            <w:proofErr w:type="spellEnd"/>
+            <w:r>
+              <w:rPr>
+                <w:sz w:val="20"/>
+                <w:szCs w:val="20"/>
+                <w:highlight w:val="green"/>
+              </w:rPr>
+              <w:t xml:space="preserve"> = inventory-service. Dependencies: add nothing extra for now. Generate and open in IntelliJ.</w:t>
+            </w:r>
+          </w:p>
+          <w:p>
+            <w:pPr>
+              <w:pStyle w:val="ListParagraph"/>
+              <w:numPr>
+                <w:ilvl w:val="0"/>
+                <w:numId w:val="2"/>
+              </w:numPr>
+              <w:spacing w:after="80"/>
+              <w:rPr>
+                <w:highlight w:val="green"/>
+              </w:rPr>
+            </w:pPr>
+            <w:r>
+              <w:rPr>
+                <w:sz w:val="20"/>
+                <w:szCs w:val="20"/>
+                <w:highlight w:val="green"/>
+              </w:rPr>
+              <w:t xml:space="preserve">Add </w:t>
+            </w:r>
+            <w:proofErr w:type="spellStart"/>
+            <w:r>
+              <w:rPr>
+                <w:sz w:val="20"/>
+                <w:szCs w:val="20"/>
+                <w:highlight w:val="green"/>
+              </w:rPr>
+              <w:t>gRPC</w:t>
+            </w:r>
+            <w:proofErr w:type="spellEnd"/>
+            <w:r>
+              <w:rPr>
+                <w:sz w:val="20"/>
+                <w:szCs w:val="20"/>
+                <w:highlight w:val="green"/>
+              </w:rPr>
+              <w:t xml:space="preserve"> dependencies to pom.xml. Copy and paste these into your &lt;dependencies&gt; block: </w:t>
+            </w:r>
+            <w:proofErr w:type="spellStart"/>
+            <w:r>
+              <w:rPr>
+                <w:sz w:val="20"/>
+                <w:szCs w:val="20"/>
+                <w:highlight w:val="green"/>
+              </w:rPr>
+              <w:t>grpc</w:t>
+            </w:r>
+            <w:proofErr w:type="spellEnd"/>
+            <w:r>
+              <w:rPr>
+                <w:sz w:val="20"/>
+                <w:szCs w:val="20"/>
+                <w:highlight w:val="green"/>
+              </w:rPr>
+              <w:t>-</w:t>
+            </w:r>
+            <w:proofErr w:type="spellStart"/>
+            <w:r>
+              <w:rPr>
+                <w:sz w:val="20"/>
+                <w:szCs w:val="20"/>
+                <w:highlight w:val="green"/>
+              </w:rPr>
+              <w:t>netty</w:t>
+            </w:r>
+            <w:proofErr w:type="spellEnd"/>
+            <w:r>
+              <w:rPr>
+                <w:sz w:val="20"/>
+                <w:szCs w:val="20"/>
+                <w:highlight w:val="green"/>
+              </w:rPr>
+              <w:t xml:space="preserve">-shaded, </w:t>
+            </w:r>
+            <w:proofErr w:type="spellStart"/>
+            <w:r>
+              <w:rPr>
+                <w:sz w:val="20"/>
+                <w:szCs w:val="20"/>
+                <w:highlight w:val="green"/>
+              </w:rPr>
+              <w:t>grpc-pr</w:t>
+            </w:r>
+            <w:bookmarkStart w:id="0" w:name="_GoBack"/>
+            <w:bookmarkEnd w:id="0"/>
+            <w:r>
+              <w:rPr>
+                <w:sz w:val="20"/>
+                <w:szCs w:val="20"/>
+                <w:highlight w:val="green"/>
+              </w:rPr>
+              <w:t>otobuf</w:t>
+            </w:r>
+            <w:proofErr w:type="spellEnd"/>
+            <w:r>
+              <w:rPr>
+                <w:sz w:val="20"/>
+                <w:szCs w:val="20"/>
+                <w:highlight w:val="green"/>
+              </w:rPr>
+              <w:t xml:space="preserve">, </w:t>
+            </w:r>
+            <w:proofErr w:type="spellStart"/>
+            <w:r>
+              <w:rPr>
+                <w:sz w:val="20"/>
+                <w:szCs w:val="20"/>
+                <w:highlight w:val="green"/>
+              </w:rPr>
+              <w:t>grpc</w:t>
+            </w:r>
+            <w:proofErr w:type="spellEnd"/>
+            <w:r>
+              <w:rPr>
+                <w:sz w:val="20"/>
+                <w:szCs w:val="20"/>
+                <w:highlight w:val="green"/>
+              </w:rPr>
+              <w:t xml:space="preserve">-stub (version 1.60.0), and </w:t>
+            </w:r>
+            <w:proofErr w:type="spellStart"/>
+            <w:r>
+              <w:rPr>
+                <w:sz w:val="20"/>
+                <w:szCs w:val="20"/>
+                <w:highlight w:val="green"/>
+              </w:rPr>
+              <w:t>protobuf</w:t>
+            </w:r>
+            <w:proofErr w:type="spellEnd"/>
+            <w:r>
+              <w:rPr>
+                <w:sz w:val="20"/>
+                <w:szCs w:val="20"/>
+                <w:highlight w:val="green"/>
+              </w:rPr>
+              <w:t xml:space="preserve">-java. Also </w:t>
+            </w:r>
+            <w:r>
+              <w:rPr>
+                <w:sz w:val="20"/>
+                <w:szCs w:val="20"/>
+                <w:highlight w:val="green"/>
+              </w:rPr>
+              <w:lastRenderedPageBreak/>
+              <w:t xml:space="preserve">add the </w:t>
+            </w:r>
+            <w:proofErr w:type="spellStart"/>
+            <w:r>
+              <w:rPr>
+                <w:sz w:val="20"/>
+                <w:szCs w:val="20"/>
+                <w:highlight w:val="green"/>
+              </w:rPr>
+              <w:t>protobuf</w:t>
+            </w:r>
+            <w:proofErr w:type="spellEnd"/>
+            <w:r>
+              <w:rPr>
+                <w:sz w:val="20"/>
+                <w:szCs w:val="20"/>
+                <w:highlight w:val="green"/>
+              </w:rPr>
+              <w:t>-maven-plugin. There are exact copy-paste snippets at https://grpc.io/docs/languages/java/quickstart/</w:t>
+            </w:r>
+          </w:p>
+          <w:p>
+            <w:pPr>
+              <w:pStyle w:val="ListParagraph"/>
+              <w:numPr>
+                <w:ilvl w:val="0"/>
+                <w:numId w:val="2"/>
+              </w:numPr>
+              <w:spacing w:after="80"/>
+              <w:rPr>
+                <w:highlight w:val="green"/>
+              </w:rPr>
+            </w:pPr>
+            <w:r>
+              <w:rPr>
+                <w:sz w:val="20"/>
+                <w:szCs w:val="20"/>
+                <w:highlight w:val="green"/>
+              </w:rPr>
+              <w:t xml:space="preserve">Create a file: </w:t>
+            </w:r>
+            <w:proofErr w:type="spellStart"/>
+            <w:r>
+              <w:rPr>
+                <w:sz w:val="20"/>
+                <w:szCs w:val="20"/>
+                <w:highlight w:val="green"/>
+              </w:rPr>
+              <w:t>src</w:t>
+            </w:r>
+            <w:proofErr w:type="spellEnd"/>
+            <w:r>
+              <w:rPr>
+                <w:sz w:val="20"/>
+                <w:szCs w:val="20"/>
+                <w:highlight w:val="green"/>
+              </w:rPr>
+              <w:t>/main/proto/</w:t>
+            </w:r>
+            <w:proofErr w:type="spellStart"/>
+            <w:r>
+              <w:rPr>
+                <w:sz w:val="20"/>
+                <w:szCs w:val="20"/>
+                <w:highlight w:val="green"/>
+              </w:rPr>
+              <w:t>inventory.proto</w:t>
+            </w:r>
+            <w:proofErr w:type="spellEnd"/>
+            <w:r>
+              <w:rPr>
+                <w:sz w:val="20"/>
+                <w:szCs w:val="20"/>
+                <w:highlight w:val="green"/>
+              </w:rPr>
+              <w:t xml:space="preserve">. This is your codebook. It defines the shape of messages </w:t>
+            </w:r>
+            <w:proofErr w:type="spellStart"/>
+            <w:r>
+              <w:rPr>
+                <w:sz w:val="20"/>
+                <w:szCs w:val="20"/>
+                <w:highlight w:val="green"/>
+              </w:rPr>
+              <w:t>gRPC</w:t>
+            </w:r>
+            <w:proofErr w:type="spellEnd"/>
+            <w:r>
+              <w:rPr>
+                <w:sz w:val="20"/>
+                <w:szCs w:val="20"/>
+                <w:highlight w:val="green"/>
+              </w:rPr>
+              <w:t xml:space="preserve"> will send. It should define a </w:t>
+            </w:r>
+            <w:proofErr w:type="spellStart"/>
+            <w:r>
+              <w:rPr>
+                <w:sz w:val="20"/>
+                <w:szCs w:val="20"/>
+                <w:highlight w:val="green"/>
+              </w:rPr>
+              <w:t>CheckStock</w:t>
+            </w:r>
+            <w:proofErr w:type="spellEnd"/>
+            <w:r>
+              <w:rPr>
+                <w:sz w:val="20"/>
+                <w:szCs w:val="20"/>
+                <w:highlight w:val="green"/>
+              </w:rPr>
+              <w:t xml:space="preserve"> request (with a field: string </w:t>
+            </w:r>
+            <w:proofErr w:type="spellStart"/>
+            <w:r>
+              <w:rPr>
+                <w:sz w:val="20"/>
+                <w:szCs w:val="20"/>
+                <w:highlight w:val="green"/>
+              </w:rPr>
+              <w:t>item_name</w:t>
+            </w:r>
+            <w:proofErr w:type="spellEnd"/>
+            <w:r>
+              <w:rPr>
+                <w:sz w:val="20"/>
+                <w:szCs w:val="20"/>
+                <w:highlight w:val="green"/>
+              </w:rPr>
+              <w:t xml:space="preserve">) and a </w:t>
+            </w:r>
+            <w:proofErr w:type="spellStart"/>
+            <w:r>
+              <w:rPr>
+                <w:sz w:val="20"/>
+                <w:szCs w:val="20"/>
+                <w:highlight w:val="green"/>
+              </w:rPr>
+              <w:t>StockResponse</w:t>
+            </w:r>
+            <w:proofErr w:type="spellEnd"/>
+            <w:r>
+              <w:rPr>
+                <w:sz w:val="20"/>
+                <w:szCs w:val="20"/>
+                <w:highlight w:val="green"/>
+              </w:rPr>
+              <w:t xml:space="preserve"> (with a field: bool </w:t>
+            </w:r>
+            <w:proofErr w:type="spellStart"/>
+            <w:r>
+              <w:rPr>
+                <w:sz w:val="20"/>
+                <w:szCs w:val="20"/>
+                <w:highlight w:val="green"/>
+              </w:rPr>
+              <w:t>in_stock</w:t>
+            </w:r>
+            <w:proofErr w:type="spellEnd"/>
+            <w:r>
+              <w:rPr>
+                <w:sz w:val="20"/>
+                <w:szCs w:val="20"/>
+                <w:highlight w:val="green"/>
+              </w:rPr>
+              <w:t>).</w:t>
+            </w:r>
+          </w:p>
+          <w:p>
+            <w:pPr>
+              <w:pStyle w:val="ListParagraph"/>
+              <w:numPr>
+                <w:ilvl w:val="0"/>
+                <w:numId w:val="2"/>
+              </w:numPr>
+              <w:spacing w:after="80"/>
+              <w:rPr>
+                <w:highlight w:val="green"/>
+              </w:rPr>
+            </w:pPr>
+            <w:r>
+              <w:rPr>
+                <w:sz w:val="20"/>
+                <w:szCs w:val="20"/>
+                <w:highlight w:val="green"/>
+              </w:rPr>
+              <w:t xml:space="preserve">Run </w:t>
+            </w:r>
+            <w:proofErr w:type="spellStart"/>
+            <w:r>
+              <w:rPr>
+                <w:sz w:val="20"/>
+                <w:szCs w:val="20"/>
+                <w:highlight w:val="green"/>
+              </w:rPr>
+              <w:t>mvn</w:t>
+            </w:r>
+            <w:proofErr w:type="spellEnd"/>
+            <w:r>
+              <w:rPr>
+                <w:sz w:val="20"/>
+                <w:szCs w:val="20"/>
+                <w:highlight w:val="green"/>
+              </w:rPr>
+              <w:t xml:space="preserve"> compile in the terminal inside the inventory-service folder. Maven will auto-generate Java classes from your .proto file. You will see them appear in target/generated-sources.</w:t>
+            </w:r>
+          </w:p>
+          <w:p>
+            <w:pPr>
+              <w:pStyle w:val="ListParagraph"/>
+              <w:numPr>
+                <w:ilvl w:val="0"/>
+                <w:numId w:val="2"/>
+              </w:numPr>
+              <w:spacing w:after="80"/>
+              <w:rPr>
+                <w:highlight w:val="green"/>
+              </w:rPr>
+            </w:pPr>
+            <w:r>
+              <w:rPr>
+                <w:sz w:val="20"/>
+                <w:szCs w:val="20"/>
+                <w:highlight w:val="green"/>
+              </w:rPr>
+              <w:t xml:space="preserve">Create InventoryService.java that extends the auto-generated </w:t>
+            </w:r>
+            <w:proofErr w:type="spellStart"/>
+            <w:r>
+              <w:rPr>
+                <w:sz w:val="20"/>
+                <w:szCs w:val="20"/>
+                <w:highlight w:val="green"/>
+              </w:rPr>
+              <w:t>InventoryGrpc.InventoryImplBase</w:t>
+            </w:r>
+            <w:proofErr w:type="spellEnd"/>
+            <w:r>
+              <w:rPr>
+                <w:sz w:val="20"/>
+                <w:szCs w:val="20"/>
+                <w:highlight w:val="green"/>
+              </w:rPr>
+              <w:t xml:space="preserve"> class. Override the </w:t>
+            </w:r>
+            <w:proofErr w:type="spellStart"/>
+            <w:r>
+              <w:rPr>
+                <w:sz w:val="20"/>
+                <w:szCs w:val="20"/>
+                <w:highlight w:val="green"/>
+              </w:rPr>
+              <w:t>checkStock</w:t>
+            </w:r>
+            <w:proofErr w:type="spellEnd"/>
+            <w:r>
+              <w:rPr>
+                <w:sz w:val="20"/>
+                <w:szCs w:val="20"/>
+                <w:highlight w:val="green"/>
+              </w:rPr>
+              <w:t xml:space="preserve"> method to always return </w:t>
+            </w:r>
+            <w:proofErr w:type="spellStart"/>
+            <w:r>
+              <w:rPr>
+                <w:sz w:val="20"/>
+                <w:szCs w:val="20"/>
+                <w:highlight w:val="green"/>
+              </w:rPr>
+              <w:t>in_stock</w:t>
+            </w:r>
+            <w:proofErr w:type="spellEnd"/>
+            <w:r>
+              <w:rPr>
+                <w:sz w:val="20"/>
+                <w:szCs w:val="20"/>
+                <w:highlight w:val="green"/>
+              </w:rPr>
+              <w:t xml:space="preserve"> = true for now.</w:t>
+            </w:r>
+          </w:p>
+          <w:p>
+            <w:pPr>
+              <w:pStyle w:val="ListParagraph"/>
+              <w:numPr>
+                <w:ilvl w:val="0"/>
+                <w:numId w:val="2"/>
+              </w:numPr>
+              <w:spacing w:after="80"/>
+              <w:rPr>
+                <w:highlight w:val="green"/>
+              </w:rPr>
+            </w:pPr>
+            <w:r>
+              <w:rPr>
+                <w:sz w:val="20"/>
+                <w:szCs w:val="20"/>
+                <w:highlight w:val="green"/>
+              </w:rPr>
+              <w:t xml:space="preserve">Run inventory-service on port 9090. Go back to order-service and add the </w:t>
+            </w:r>
+            <w:proofErr w:type="spellStart"/>
+            <w:r>
+              <w:rPr>
+                <w:sz w:val="20"/>
+                <w:szCs w:val="20"/>
+                <w:highlight w:val="green"/>
+              </w:rPr>
+              <w:t>grpc</w:t>
+            </w:r>
+            <w:proofErr w:type="spellEnd"/>
+            <w:r>
+              <w:rPr>
+                <w:sz w:val="20"/>
+                <w:szCs w:val="20"/>
+                <w:highlight w:val="green"/>
+              </w:rPr>
+              <w:t>-client dependency. Make order-service call inventory-</w:t>
+            </w:r>
+            <w:proofErr w:type="spellStart"/>
+            <w:proofErr w:type="gramStart"/>
+            <w:r>
+              <w:rPr>
+                <w:sz w:val="20"/>
+                <w:szCs w:val="20"/>
+                <w:highlight w:val="green"/>
+              </w:rPr>
+              <w:t>service.checkStock</w:t>
+            </w:r>
+            <w:proofErr w:type="spellEnd"/>
+            <w:r>
+              <w:rPr>
+                <w:sz w:val="20"/>
+                <w:szCs w:val="20"/>
+                <w:highlight w:val="green"/>
+              </w:rPr>
+              <w:t>(</w:t>
+            </w:r>
+            <w:proofErr w:type="gramEnd"/>
+            <w:r>
+              <w:rPr>
+                <w:sz w:val="20"/>
+                <w:szCs w:val="20"/>
+                <w:highlight w:val="green"/>
+              </w:rPr>
+              <w:t>) inside your order creation method.</w:t>
             </w:r>
           </w:p>
           <w:p>
@@ -6569,47 +6511,16 @@
               <w:rPr>
                 <w:sz w:val="20"/>
                 <w:szCs w:val="20"/>
-              </w:rPr>
-              <w:t xml:space="preserve">Go back to https://start.spring.io. New project: </w:t>
-            </w:r>
-            <w:proofErr w:type="spellStart"/>
-            <w:r>
-              <w:rPr>
-                <w:sz w:val="20"/>
-                <w:szCs w:val="20"/>
-              </w:rPr>
-              <w:t>Artifact</w:t>
-            </w:r>
-            <w:proofErr w:type="spellEnd"/>
-            <w:r>
-              <w:rPr>
-                <w:sz w:val="20"/>
-                <w:szCs w:val="20"/>
-              </w:rPr>
-              <w:t xml:space="preserve"> = inventory-service. Dependencies: add nothing extra for now. Generate and open in IntelliJ.</w:t>
-            </w:r>
-          </w:p>
-          <w:p>
-            <w:pPr>
-              <w:pStyle w:val="ListParagraph"/>
-              <w:numPr>
-                <w:ilvl w:val="0"/>
-                <w:numId w:val="2"/>
-              </w:numPr>
-              <w:spacing w:after="80"/>
-            </w:pPr>
-            <w:r>
-              <w:rPr>
-                <w:sz w:val="20"/>
-                <w:szCs w:val="20"/>
-              </w:rPr>
-              <w:t xml:space="preserve">Add </w:t>
-            </w:r>
-            <w:proofErr w:type="spellStart"/>
-            <w:r>
-              <w:rPr>
-                <w:sz w:val="20"/>
-                <w:szCs w:val="20"/>
+                <w:highlight w:val="green"/>
+              </w:rPr>
+              <w:t xml:space="preserve">Test the full chain: send a POST to order-service, watch the IntelliJ console for both services — you should see order-service making a </w:t>
+            </w:r>
+            <w:proofErr w:type="spellStart"/>
+            <w:r>
+              <w:rPr>
+                <w:sz w:val="20"/>
+                <w:szCs w:val="20"/>
+                <w:highlight w:val="green"/>
               </w:rPr>
               <w:t>gRPC</w:t>
             </w:r>
@@ -6618,456 +6529,7 @@
               <w:rPr>
                 <w:sz w:val="20"/>
                 <w:szCs w:val="20"/>
-              </w:rPr>
-              <w:t xml:space="preserve"> dependencies to pom.xml. Copy and paste these into your &lt;dependencies&gt; block: </w:t>
-            </w:r>
-            <w:proofErr w:type="spellStart"/>
-            <w:r>
-              <w:rPr>
-                <w:sz w:val="20"/>
-                <w:szCs w:val="20"/>
-              </w:rPr>
-              <w:t>grpc</w:t>
-            </w:r>
-            <w:proofErr w:type="spellEnd"/>
-            <w:r>
-              <w:rPr>
-                <w:sz w:val="20"/>
-                <w:szCs w:val="20"/>
-              </w:rPr>
-              <w:t>-</w:t>
-            </w:r>
-            <w:proofErr w:type="spellStart"/>
-            <w:r>
-              <w:rPr>
-                <w:sz w:val="20"/>
-                <w:szCs w:val="20"/>
-              </w:rPr>
-              <w:t>netty</w:t>
-            </w:r>
-            <w:proofErr w:type="spellEnd"/>
-            <w:r>
-              <w:rPr>
-                <w:sz w:val="20"/>
-                <w:szCs w:val="20"/>
-              </w:rPr>
-              <w:t xml:space="preserve">-shaded, </w:t>
-            </w:r>
-            <w:proofErr w:type="spellStart"/>
-            <w:r>
-              <w:rPr>
-                <w:sz w:val="20"/>
-                <w:szCs w:val="20"/>
-              </w:rPr>
-              <w:t>grpc-protobuf</w:t>
-            </w:r>
-            <w:proofErr w:type="spellEnd"/>
-            <w:r>
-              <w:rPr>
-                <w:sz w:val="20"/>
-                <w:szCs w:val="20"/>
-              </w:rPr>
-              <w:t xml:space="preserve">, </w:t>
-            </w:r>
-            <w:proofErr w:type="spellStart"/>
-            <w:r>
-              <w:rPr>
-                <w:sz w:val="20"/>
-                <w:szCs w:val="20"/>
-              </w:rPr>
-              <w:t>grpc</w:t>
-            </w:r>
-            <w:proofErr w:type="spellEnd"/>
-            <w:r>
-              <w:rPr>
-                <w:sz w:val="20"/>
-                <w:szCs w:val="20"/>
-              </w:rPr>
-              <w:t xml:space="preserve">-stub (version 1.60.0), and </w:t>
-            </w:r>
-            <w:proofErr w:type="spellStart"/>
-            <w:r>
-              <w:rPr>
-                <w:sz w:val="20"/>
-                <w:szCs w:val="20"/>
-              </w:rPr>
-              <w:t>protobuf</w:t>
-            </w:r>
-            <w:proofErr w:type="spellEnd"/>
-            <w:r>
-              <w:rPr>
-                <w:sz w:val="20"/>
-                <w:szCs w:val="20"/>
-              </w:rPr>
-              <w:t xml:space="preserve">-java. Also </w:t>
-            </w:r>
-            <w:r>
-              <w:rPr>
-                <w:sz w:val="20"/>
-                <w:szCs w:val="20"/>
-              </w:rPr>
-              <w:lastRenderedPageBreak/>
-              <w:t xml:space="preserve">add the </w:t>
-            </w:r>
-            <w:proofErr w:type="spellStart"/>
-            <w:r>
-              <w:rPr>
-                <w:sz w:val="20"/>
-                <w:szCs w:val="20"/>
-              </w:rPr>
-              <w:t>protobuf</w:t>
-            </w:r>
-            <w:proofErr w:type="spellEnd"/>
-            <w:r>
-              <w:rPr>
-                <w:sz w:val="20"/>
-                <w:szCs w:val="20"/>
-              </w:rPr>
-              <w:t>-maven-plugin. There are exact copy-paste snippets at https://grpc.</w:t>
-            </w:r>
-            <w:r>
-              <w:rPr>
-                <w:sz w:val="20"/>
-                <w:szCs w:val="20"/>
-              </w:rPr>
-              <w:t>io/docs/languages/java/quickstart/</w:t>
-            </w:r>
-          </w:p>
-          <w:p>
-            <w:pPr>
-              <w:pStyle w:val="ListParagraph"/>
-              <w:numPr>
-                <w:ilvl w:val="0"/>
-                <w:numId w:val="2"/>
-              </w:numPr>
-              <w:spacing w:after="80"/>
-            </w:pPr>
-            <w:r>
-              <w:rPr>
-                <w:sz w:val="20"/>
-                <w:szCs w:val="20"/>
-              </w:rPr>
-              <w:t xml:space="preserve">Create a file: </w:t>
-            </w:r>
-            <w:proofErr w:type="spellStart"/>
-            <w:r>
-              <w:rPr>
-                <w:sz w:val="20"/>
-                <w:szCs w:val="20"/>
-              </w:rPr>
-              <w:t>src</w:t>
-            </w:r>
-            <w:proofErr w:type="spellEnd"/>
-            <w:r>
-              <w:rPr>
-                <w:sz w:val="20"/>
-                <w:szCs w:val="20"/>
-              </w:rPr>
-              <w:t>/main/proto/</w:t>
-            </w:r>
-            <w:proofErr w:type="spellStart"/>
-            <w:r>
-              <w:rPr>
-                <w:sz w:val="20"/>
-                <w:szCs w:val="20"/>
-              </w:rPr>
-              <w:t>inventory.proto</w:t>
-            </w:r>
-            <w:proofErr w:type="spellEnd"/>
-            <w:r>
-              <w:rPr>
-                <w:sz w:val="20"/>
-                <w:szCs w:val="20"/>
-              </w:rPr>
-              <w:t xml:space="preserve">. This is your codebook. It defines the shape of messages </w:t>
-            </w:r>
-            <w:proofErr w:type="spellStart"/>
-            <w:r>
-              <w:rPr>
-                <w:sz w:val="20"/>
-                <w:szCs w:val="20"/>
-              </w:rPr>
-              <w:t>gRPC</w:t>
-            </w:r>
-            <w:proofErr w:type="spellEnd"/>
-            <w:r>
-              <w:rPr>
-                <w:sz w:val="20"/>
-                <w:szCs w:val="20"/>
-              </w:rPr>
-              <w:t xml:space="preserve"> will send. It should define a </w:t>
-            </w:r>
-            <w:proofErr w:type="spellStart"/>
-            <w:r>
-              <w:rPr>
-                <w:sz w:val="20"/>
-                <w:szCs w:val="20"/>
-              </w:rPr>
-              <w:t>CheckStock</w:t>
-            </w:r>
-            <w:proofErr w:type="spellEnd"/>
-            <w:r>
-              <w:rPr>
-                <w:sz w:val="20"/>
-                <w:szCs w:val="20"/>
-              </w:rPr>
-              <w:t xml:space="preserve"> request (with a field: string </w:t>
-            </w:r>
-            <w:proofErr w:type="spellStart"/>
-            <w:r>
-              <w:rPr>
-                <w:sz w:val="20"/>
-                <w:szCs w:val="20"/>
-              </w:rPr>
-              <w:t>item_name</w:t>
-            </w:r>
-            <w:proofErr w:type="spellEnd"/>
-            <w:r>
-              <w:rPr>
-                <w:sz w:val="20"/>
-                <w:szCs w:val="20"/>
-              </w:rPr>
-              <w:t xml:space="preserve">) and a </w:t>
-            </w:r>
-            <w:proofErr w:type="spellStart"/>
-            <w:r>
-              <w:rPr>
-                <w:sz w:val="20"/>
-                <w:szCs w:val="20"/>
-              </w:rPr>
-              <w:t>StockResponse</w:t>
-            </w:r>
-            <w:proofErr w:type="spellEnd"/>
-            <w:r>
-              <w:rPr>
-                <w:sz w:val="20"/>
-                <w:szCs w:val="20"/>
-              </w:rPr>
-              <w:t xml:space="preserve"> (with a fie</w:t>
-            </w:r>
-            <w:r>
-              <w:rPr>
-                <w:sz w:val="20"/>
-                <w:szCs w:val="20"/>
-              </w:rPr>
-              <w:t xml:space="preserve">ld: bool </w:t>
-            </w:r>
-            <w:proofErr w:type="spellStart"/>
-            <w:r>
-              <w:rPr>
-                <w:sz w:val="20"/>
-                <w:szCs w:val="20"/>
-              </w:rPr>
-              <w:t>in_stock</w:t>
-            </w:r>
-            <w:proofErr w:type="spellEnd"/>
-            <w:r>
-              <w:rPr>
-                <w:sz w:val="20"/>
-                <w:szCs w:val="20"/>
-              </w:rPr>
-              <w:t>).</w:t>
-            </w:r>
-          </w:p>
-          <w:p>
-            <w:pPr>
-              <w:pStyle w:val="ListParagraph"/>
-              <w:numPr>
-                <w:ilvl w:val="0"/>
-                <w:numId w:val="2"/>
-              </w:numPr>
-              <w:spacing w:after="80"/>
-            </w:pPr>
-            <w:r>
-              <w:rPr>
-                <w:sz w:val="20"/>
-                <w:szCs w:val="20"/>
-              </w:rPr>
-              <w:t xml:space="preserve">Run </w:t>
-            </w:r>
-            <w:proofErr w:type="spellStart"/>
-            <w:r>
-              <w:rPr>
-                <w:sz w:val="20"/>
-                <w:szCs w:val="20"/>
-              </w:rPr>
-              <w:t>mvn</w:t>
-            </w:r>
-            <w:proofErr w:type="spellEnd"/>
-            <w:r>
-              <w:rPr>
-                <w:sz w:val="20"/>
-                <w:szCs w:val="20"/>
-              </w:rPr>
-              <w:t xml:space="preserve"> compile in the terminal inside the inventory-service folder. Maven will auto-generate Java classes from your .proto file. You will see them appear in target/generated-sources.</w:t>
-            </w:r>
-          </w:p>
-          <w:p>
-            <w:pPr>
-              <w:pStyle w:val="ListParagraph"/>
-              <w:numPr>
-                <w:ilvl w:val="0"/>
-                <w:numId w:val="2"/>
-              </w:numPr>
-              <w:spacing w:after="80"/>
-            </w:pPr>
-            <w:r>
-              <w:rPr>
-                <w:sz w:val="20"/>
-                <w:szCs w:val="20"/>
-              </w:rPr>
-              <w:t>Create InventoryService.java that extends the auto-g</w:t>
-            </w:r>
-            <w:r>
-              <w:rPr>
-                <w:sz w:val="20"/>
-                <w:szCs w:val="20"/>
-              </w:rPr>
-              <w:t xml:space="preserve">enerated </w:t>
-            </w:r>
-            <w:proofErr w:type="spellStart"/>
-            <w:r>
-              <w:rPr>
-                <w:sz w:val="20"/>
-                <w:szCs w:val="20"/>
-              </w:rPr>
-              <w:t>InventoryGrpc.InventoryImplBase</w:t>
-            </w:r>
-            <w:proofErr w:type="spellEnd"/>
-            <w:r>
-              <w:rPr>
-                <w:sz w:val="20"/>
-                <w:szCs w:val="20"/>
-              </w:rPr>
-              <w:t xml:space="preserve"> class. Override the </w:t>
-            </w:r>
-            <w:proofErr w:type="spellStart"/>
-            <w:r>
-              <w:rPr>
-                <w:sz w:val="20"/>
-                <w:szCs w:val="20"/>
-              </w:rPr>
-              <w:t>checkStock</w:t>
-            </w:r>
-            <w:proofErr w:type="spellEnd"/>
-            <w:r>
-              <w:rPr>
-                <w:sz w:val="20"/>
-                <w:szCs w:val="20"/>
-              </w:rPr>
-              <w:t xml:space="preserve"> method to always return </w:t>
-            </w:r>
-            <w:proofErr w:type="spellStart"/>
-            <w:r>
-              <w:rPr>
-                <w:sz w:val="20"/>
-                <w:szCs w:val="20"/>
-              </w:rPr>
-              <w:t>in_stock</w:t>
-            </w:r>
-            <w:proofErr w:type="spellEnd"/>
-            <w:r>
-              <w:rPr>
-                <w:sz w:val="20"/>
-                <w:szCs w:val="20"/>
-              </w:rPr>
-              <w:t xml:space="preserve"> = true for now.</w:t>
-            </w:r>
-          </w:p>
-          <w:p>
-            <w:pPr>
-              <w:pStyle w:val="ListParagraph"/>
-              <w:numPr>
-                <w:ilvl w:val="0"/>
-                <w:numId w:val="2"/>
-              </w:numPr>
-              <w:spacing w:after="80"/>
-            </w:pPr>
-            <w:r>
-              <w:rPr>
-                <w:sz w:val="20"/>
-                <w:szCs w:val="20"/>
-              </w:rPr>
-              <w:t xml:space="preserve">Run inventory-service on port 9090. Go back to order-service and add the </w:t>
-            </w:r>
-            <w:proofErr w:type="spellStart"/>
-            <w:r>
-              <w:rPr>
-                <w:sz w:val="20"/>
-                <w:szCs w:val="20"/>
-              </w:rPr>
-              <w:t>grpc</w:t>
-            </w:r>
-            <w:proofErr w:type="spellEnd"/>
-            <w:r>
-              <w:rPr>
-                <w:sz w:val="20"/>
-                <w:szCs w:val="20"/>
-              </w:rPr>
-              <w:t>-client dependency. Make order-service call inventory-</w:t>
-            </w:r>
-            <w:proofErr w:type="spellStart"/>
-            <w:proofErr w:type="gramStart"/>
-            <w:r>
-              <w:rPr>
-                <w:sz w:val="20"/>
-                <w:szCs w:val="20"/>
-              </w:rPr>
-              <w:t>service.checkStock</w:t>
-            </w:r>
-            <w:proofErr w:type="spellEnd"/>
-            <w:r>
-              <w:rPr>
-                <w:sz w:val="20"/>
-                <w:szCs w:val="20"/>
-              </w:rPr>
-              <w:t>(</w:t>
-            </w:r>
-            <w:proofErr w:type="gramEnd"/>
-            <w:r>
-              <w:rPr>
-                <w:sz w:val="20"/>
-                <w:szCs w:val="20"/>
-              </w:rPr>
-              <w:t>) inside your order creation method.</w:t>
-            </w:r>
-          </w:p>
-          <w:p>
-            <w:pPr>
-              <w:pStyle w:val="ListParagraph"/>
-              <w:numPr>
-                <w:ilvl w:val="0"/>
-                <w:numId w:val="2"/>
-              </w:numPr>
-              <w:spacing w:after="80"/>
-            </w:pPr>
-            <w:r>
-              <w:rPr>
-                <w:sz w:val="20"/>
-                <w:szCs w:val="20"/>
-              </w:rPr>
-              <w:t>Test the full chain: send a POST to order-service, watch the IntelliJ</w:t>
-            </w:r>
-            <w:r>
-              <w:rPr>
-                <w:sz w:val="20"/>
-                <w:szCs w:val="20"/>
-              </w:rPr>
-              <w:t xml:space="preserve"> console for both services — you should see order-service making a </w:t>
-            </w:r>
-            <w:proofErr w:type="spellStart"/>
-            <w:r>
-              <w:rPr>
-                <w:sz w:val="20"/>
-                <w:szCs w:val="20"/>
-              </w:rPr>
-              <w:t>gRPC</w:t>
-            </w:r>
-            <w:proofErr w:type="spellEnd"/>
-            <w:r>
-              <w:rPr>
-                <w:sz w:val="20"/>
-                <w:szCs w:val="20"/>
+                <w:highlight w:val="green"/>
               </w:rPr>
               <w:t xml:space="preserve"> call to inventory-service.</w:t>
             </w:r>
@@ -7075,12 +6537,6 @@
         </w:tc>
       </w:tr>
       <w:tr>
-        <w:tblPrEx>
-          <w:tblCellMar>
-            <w:top w:w="0" w:type="dxa"/>
-            <w:bottom w:w="0" w:type="dxa"/>
-          </w:tblCellMar>
-        </w:tblPrEx>
         <w:tc>
           <w:tcPr>
             <w:tcW w:w="9360" w:type="dxa"/>
@@ -7106,61 +6562,45 @@
                 <w:szCs w:val="20"/>
               </w:rPr>
               <w:lastRenderedPageBreak/>
-              <w:t>💡</w:t>
-            </w:r>
+              <w:t xml:space="preserve">💡 </w:t>
+            </w:r>
+            <w:proofErr w:type="spellStart"/>
+            <w:proofErr w:type="gramStart"/>
             <w:r>
               <w:rPr>
                 <w:color w:val="1B3A6B"/>
                 <w:sz w:val="20"/>
                 <w:szCs w:val="20"/>
               </w:rPr>
-              <w:t xml:space="preserve"> </w:t>
-            </w:r>
-            <w:proofErr w:type="spellStart"/>
-            <w:proofErr w:type="gramStart"/>
+              <w:t>gRPC</w:t>
+            </w:r>
+            <w:proofErr w:type="spellEnd"/>
+            <w:proofErr w:type="gramEnd"/>
             <w:r>
               <w:rPr>
                 <w:color w:val="1B3A6B"/>
                 <w:sz w:val="20"/>
                 <w:szCs w:val="20"/>
               </w:rPr>
+              <w:t xml:space="preserve"> is the hardest part of the project. If you spend more than 3 hours on it and it is still broken, simplify: skip </w:t>
+            </w:r>
+            <w:proofErr w:type="spellStart"/>
+            <w:r>
+              <w:rPr>
+                <w:color w:val="1B3A6B"/>
+                <w:sz w:val="20"/>
+                <w:szCs w:val="20"/>
+              </w:rPr>
               <w:t>gRPC</w:t>
             </w:r>
             <w:proofErr w:type="spellEnd"/>
-            <w:proofErr w:type="gramEnd"/>
             <w:r>
               <w:rPr>
                 <w:color w:val="1B3A6B"/>
                 <w:sz w:val="20"/>
                 <w:szCs w:val="20"/>
               </w:rPr>
-              <w:t xml:space="preserve"> is the hardest part of the project. If you spend more than 3 hours on it and it is still broken, simplify: skip </w:t>
-            </w:r>
-            <w:proofErr w:type="spellStart"/>
-            <w:r>
-              <w:rPr>
-                <w:color w:val="1B3A6B"/>
-                <w:sz w:val="20"/>
-                <w:szCs w:val="20"/>
-              </w:rPr>
-              <w:t>gRPC</w:t>
-            </w:r>
-            <w:proofErr w:type="spellEnd"/>
-            <w:r>
-              <w:rPr>
-                <w:color w:val="1B3A6B"/>
-                <w:sz w:val="20"/>
-                <w:szCs w:val="20"/>
-              </w:rPr>
-              <w:t xml:space="preserve"> and use a second REST endpoint </w:t>
-            </w:r>
-            <w:r>
-              <w:rPr>
-                <w:color w:val="1B3A6B"/>
-                <w:sz w:val="20"/>
-                <w:szCs w:val="20"/>
-              </w:rPr>
-              <w:t>instead. The project still works as a comparison. Your marker will not penalise pragmatic decisions — just explain your reasoning in the methodology chapter.</w:t>
+              <w:t xml:space="preserve"> and use a second REST endpoint instead. The project still works as a comparison. Your marker will not penalise pragmatic decisions — just explain your reasoning in the methodology chapter.</w:t>
             </w:r>
           </w:p>
         </w:tc>
@@ -7197,12 +6637,6 @@
         <w:gridCol w:w="9360"/>
       </w:tblGrid>
       <w:tr>
-        <w:tblPrEx>
-          <w:tblCellMar>
-            <w:top w:w="0" w:type="dxa"/>
-            <w:bottom w:w="0" w:type="dxa"/>
-          </w:tblCellMar>
-        </w:tblPrEx>
         <w:tc>
           <w:tcPr>
             <w:tcW w:w="9360" w:type="dxa"/>
@@ -7229,8 +6663,9 @@
                 <w:sz w:val="26"/>
                 <w:szCs w:val="26"/>
               </w:rPr>
-              <w:t>🐰</w:t>
-            </w:r>
+              <w:t xml:space="preserve">🐰  Day 4: Add </w:t>
+            </w:r>
+            <w:proofErr w:type="spellStart"/>
             <w:r>
               <w:rPr>
                 <w:b/>
@@ -7239,9 +6674,9 @@
                 <w:sz w:val="26"/>
                 <w:szCs w:val="26"/>
               </w:rPr>
-              <w:t xml:space="preserve">  Day 4: Add </w:t>
-            </w:r>
-            <w:proofErr w:type="spellStart"/>
+              <w:t>RabbitMQ</w:t>
+            </w:r>
+            <w:proofErr w:type="spellEnd"/>
             <w:r>
               <w:rPr>
                 <w:b/>
@@ -7250,29 +6685,12 @@
                 <w:sz w:val="26"/>
                 <w:szCs w:val="26"/>
               </w:rPr>
-              <w:t>RabbitMQ</w:t>
-            </w:r>
-            <w:proofErr w:type="spellEnd"/>
-            <w:r>
-              <w:rPr>
-                <w:b/>
-                <w:bCs/>
-                <w:color w:val="FFFFFF"/>
-                <w:sz w:val="26"/>
-                <w:szCs w:val="26"/>
-              </w:rPr>
               <w:t xml:space="preserve"> + notification-service + Verify in Wireshark</w:t>
             </w:r>
           </w:p>
         </w:tc>
       </w:tr>
       <w:tr>
-        <w:tblPrEx>
-          <w:tblCellMar>
-            <w:top w:w="0" w:type="dxa"/>
-            <w:bottom w:w="0" w:type="dxa"/>
-          </w:tblCellMar>
-        </w:tblPrEx>
         <w:tc>
           <w:tcPr>
             <w:tcW w:w="9360" w:type="dxa"/>
@@ -7299,28 +6717,12 @@
                 <w:sz w:val="20"/>
                 <w:szCs w:val="20"/>
               </w:rPr>
-              <w:t>🎯</w:t>
-            </w:r>
-            <w:r>
-              <w:rPr>
-                <w:b/>
-                <w:bCs/>
-                <w:color w:val="1B3A6B"/>
-                <w:sz w:val="20"/>
-                <w:szCs w:val="20"/>
-              </w:rPr>
-              <w:t xml:space="preserve"> Focus: Complete the full service chain and confirm Wireshark can see everything</w:t>
+              <w:t>🎯 Focus: Complete the full service chain and confirm Wireshark can see everything</w:t>
             </w:r>
           </w:p>
         </w:tc>
       </w:tr>
       <w:tr>
-        <w:tblPrEx>
-          <w:tblCellMar>
-            <w:top w:w="0" w:type="dxa"/>
-            <w:bottom w:w="0" w:type="dxa"/>
-          </w:tblCellMar>
-        </w:tblPrEx>
         <w:tc>
           <w:tcPr>
             <w:tcW w:w="9360" w:type="dxa"/>
@@ -7538,14 +6940,7 @@
                 <w:sz w:val="20"/>
                 <w:szCs w:val="20"/>
               </w:rPr>
-              <w:t xml:space="preserve"> method that li</w:t>
-            </w:r>
-            <w:r>
-              <w:rPr>
-                <w:sz w:val="20"/>
-                <w:szCs w:val="20"/>
-              </w:rPr>
-              <w:t>stens on the 'orders-exchange' and logs: Notification sent for order: [message].</w:t>
+              <w:t xml:space="preserve"> method that listens on the 'orders-exchange' and logs: Notification sent for order: [message].</w:t>
             </w:r>
           </w:p>
           <w:p>
@@ -7724,14 +7119,7 @@
                 <w:sz w:val="20"/>
                 <w:szCs w:val="20"/>
               </w:rPr>
-              <w:t xml:space="preserve"> L</w:t>
-            </w:r>
-            <w:r>
-              <w:rPr>
-                <w:sz w:val="20"/>
-                <w:szCs w:val="20"/>
-              </w:rPr>
-              <w:t>oopback Adapter'). Click the blue shark fin to start capturing.</w:t>
+              <w:t xml:space="preserve"> Loopback Adapter'). Click the blue shark fin to start capturing.</w:t>
             </w:r>
           </w:p>
           <w:p>
@@ -7780,14 +7168,7 @@
                 <w:sz w:val="20"/>
                 <w:szCs w:val="20"/>
               </w:rPr>
-              <w:t xml:space="preserve"> </w:t>
-            </w:r>
-            <w:r>
-              <w:rPr>
-                <w:sz w:val="20"/>
-                <w:szCs w:val="20"/>
-              </w:rPr>
-              <w:t xml:space="preserve">== 9090 for </w:t>
+              <w:t xml:space="preserve"> == 9090 for </w:t>
             </w:r>
             <w:proofErr w:type="spellStart"/>
             <w:r>
@@ -7825,12 +7206,6 @@
         </w:tc>
       </w:tr>
       <w:tr>
-        <w:tblPrEx>
-          <w:tblCellMar>
-            <w:top w:w="0" w:type="dxa"/>
-            <w:bottom w:w="0" w:type="dxa"/>
-          </w:tblCellMar>
-        </w:tblPrEx>
         <w:tc>
           <w:tcPr>
             <w:tcW w:w="9360" w:type="dxa"/>
@@ -7855,15 +7230,7 @@
                 <w:sz w:val="20"/>
                 <w:szCs w:val="20"/>
               </w:rPr>
-              <w:t>💡</w:t>
-            </w:r>
-            <w:r>
-              <w:rPr>
-                <w:color w:val="1B3A6B"/>
-                <w:sz w:val="20"/>
-                <w:szCs w:val="20"/>
-              </w:rPr>
-              <w:t xml:space="preserve"> If you cannot see traffic on the loopback interface, try capturing on 'any' interface in Wireshark. On Windows, you may need to run Wireshark as Administrator.</w:t>
+              <w:t>💡 If you cannot see traffic on the loopback interface, try capturing on 'any' interface in Wireshark. On Windows, you may need to run Wireshark as Administrator.</w:t>
             </w:r>
           </w:p>
         </w:tc>
@@ -7900,12 +7267,6 @@
         <w:gridCol w:w="9360"/>
       </w:tblGrid>
       <w:tr>
-        <w:tblPrEx>
-          <w:tblCellMar>
-            <w:top w:w="0" w:type="dxa"/>
-            <w:bottom w:w="0" w:type="dxa"/>
-          </w:tblCellMar>
-        </w:tblPrEx>
         <w:tc>
           <w:tcPr>
             <w:tcW w:w="9360" w:type="dxa"/>
@@ -7932,28 +7293,12 @@
                 <w:sz w:val="26"/>
                 <w:szCs w:val="26"/>
               </w:rPr>
-              <w:t>📡</w:t>
-            </w:r>
-            <w:r>
-              <w:rPr>
-                <w:b/>
-                <w:bCs/>
-                <w:color w:val="FFFFFF"/>
-                <w:sz w:val="26"/>
-                <w:szCs w:val="26"/>
-              </w:rPr>
-              <w:t xml:space="preserve">  Day 5: Capture Normal Traffic Systematically</w:t>
+              <w:t>📡  Day 5: Capture Normal Traffic Systematically</w:t>
             </w:r>
           </w:p>
         </w:tc>
       </w:tr>
       <w:tr>
-        <w:tblPrEx>
-          <w:tblCellMar>
-            <w:top w:w="0" w:type="dxa"/>
-            <w:bottom w:w="0" w:type="dxa"/>
-          </w:tblCellMar>
-        </w:tblPrEx>
         <w:tc>
           <w:tcPr>
             <w:tcW w:w="9360" w:type="dxa"/>
@@ -7980,28 +7325,12 @@
                 <w:sz w:val="20"/>
                 <w:szCs w:val="20"/>
               </w:rPr>
-              <w:t>🎯</w:t>
-            </w:r>
-            <w:r>
-              <w:rPr>
-                <w:b/>
-                <w:bCs/>
-                <w:color w:val="1B3A6B"/>
-                <w:sz w:val="20"/>
-                <w:szCs w:val="20"/>
-              </w:rPr>
-              <w:t xml:space="preserve"> Focus: Record clean, labelled PCAP files for each communication type separately</w:t>
+              <w:t>🎯 Focus: Record clean, labelled PCAP files for each communication type separately</w:t>
             </w:r>
           </w:p>
         </w:tc>
       </w:tr>
       <w:tr>
-        <w:tblPrEx>
-          <w:tblCellMar>
-            <w:top w:w="0" w:type="dxa"/>
-            <w:bottom w:w="0" w:type="dxa"/>
-          </w:tblCellMar>
-        </w:tblPrEx>
         <w:tc>
           <w:tcPr>
             <w:tcW w:w="9360" w:type="dxa"/>
@@ -8150,14 +7479,7 @@
                 <w:sz w:val="20"/>
                 <w:szCs w:val="20"/>
               </w:rPr>
-              <w:t xml:space="preserve"> == 9090. Run your test script (which trigger</w:t>
-            </w:r>
-            <w:r>
-              <w:rPr>
-                <w:sz w:val="20"/>
-                <w:szCs w:val="20"/>
-              </w:rPr>
-              <w:t xml:space="preserve">s </w:t>
+              <w:t xml:space="preserve"> == 9090. Run your test script (which triggers </w:t>
             </w:r>
             <w:proofErr w:type="spellStart"/>
             <w:r>
@@ -8250,14 +7572,7 @@
                 <w:sz w:val="20"/>
                 <w:szCs w:val="20"/>
               </w:rPr>
-              <w:t>Take screenshots of each capture in Wireshark showing t</w:t>
-            </w:r>
-            <w:r>
-              <w:rPr>
-                <w:sz w:val="20"/>
-                <w:szCs w:val="20"/>
-              </w:rPr>
-              <w:t>he packets — you will use these as figures in your dissertation.</w:t>
+              <w:t>Take screenshots of each capture in Wireshark showing the packets — you will use these as figures in your dissertation.</w:t>
             </w:r>
           </w:p>
           <w:p>
@@ -8306,14 +7621,7 @@
                 <w:sz w:val="20"/>
                 <w:szCs w:val="20"/>
               </w:rPr>
-              <w:t xml:space="preserve"> is binary). Write </w:t>
-            </w:r>
-            <w:r>
-              <w:rPr>
-                <w:sz w:val="20"/>
-                <w:szCs w:val="20"/>
-              </w:rPr>
-              <w:t>these observations in a notes file — they become your Results chapter.</w:t>
+              <w:t xml:space="preserve"> is binary). Write these observations in a notes file — they become your Results chapter.</w:t>
             </w:r>
           </w:p>
           <w:p>
@@ -8403,25 +7711,12 @@
                 <w:sz w:val="20"/>
                 <w:szCs w:val="20"/>
               </w:rPr>
-              <w:t>(list(cap)))" — if it prints a number your Python can re</w:t>
-            </w:r>
-            <w:r>
-              <w:rPr>
-                <w:sz w:val="20"/>
-                <w:szCs w:val="20"/>
-              </w:rPr>
-              <w:t>ad the files.</w:t>
+              <w:t>(list(cap)))" — if it prints a number your Python can read the files.</w:t>
             </w:r>
           </w:p>
         </w:tc>
       </w:tr>
       <w:tr>
-        <w:tblPrEx>
-          <w:tblCellMar>
-            <w:top w:w="0" w:type="dxa"/>
-            <w:bottom w:w="0" w:type="dxa"/>
-          </w:tblCellMar>
-        </w:tblPrEx>
         <w:tc>
           <w:tcPr>
             <w:tcW w:w="9360" w:type="dxa"/>
@@ -8446,15 +7741,7 @@
                 <w:sz w:val="20"/>
                 <w:szCs w:val="20"/>
               </w:rPr>
-              <w:t>💡</w:t>
-            </w:r>
-            <w:r>
-              <w:rPr>
-                <w:color w:val="1B3A6B"/>
-                <w:sz w:val="20"/>
-                <w:szCs w:val="20"/>
-              </w:rPr>
-              <w:t xml:space="preserve"> Label everything carefully now. Future-you will be very grateful. A well-named PCAP file is worth an hour of confusion later.</w:t>
+              <w:t>💡 Label everything carefully now. Future-you will be very grateful. A well-named PCAP file is worth an hour of confusion later.</w:t>
             </w:r>
           </w:p>
         </w:tc>
@@ -8491,12 +7778,6 @@
         <w:gridCol w:w="9360"/>
       </w:tblGrid>
       <w:tr>
-        <w:tblPrEx>
-          <w:tblCellMar>
-            <w:top w:w="0" w:type="dxa"/>
-            <w:bottom w:w="0" w:type="dxa"/>
-          </w:tblCellMar>
-        </w:tblPrEx>
         <w:tc>
           <w:tcPr>
             <w:tcW w:w="9360" w:type="dxa"/>
@@ -8523,28 +7804,12 @@
                 <w:sz w:val="26"/>
                 <w:szCs w:val="26"/>
               </w:rPr>
-              <w:t>🚨</w:t>
-            </w:r>
-            <w:r>
-              <w:rPr>
-                <w:b/>
-                <w:bCs/>
-                <w:color w:val="FFFFFF"/>
-                <w:sz w:val="26"/>
-                <w:szCs w:val="26"/>
-              </w:rPr>
-              <w:t xml:space="preserve">  Day 6: Simulate Attacks &amp; Capture Attack Traffic</w:t>
+              <w:t>🚨  Day 6: Simulate Attacks &amp; Capture Attack Traffic</w:t>
             </w:r>
           </w:p>
         </w:tc>
       </w:tr>
       <w:tr>
-        <w:tblPrEx>
-          <w:tblCellMar>
-            <w:top w:w="0" w:type="dxa"/>
-            <w:bottom w:w="0" w:type="dxa"/>
-          </w:tblCellMar>
-        </w:tblPrEx>
         <w:tc>
           <w:tcPr>
             <w:tcW w:w="9360" w:type="dxa"/>
@@ -8571,28 +7836,12 @@
                 <w:sz w:val="20"/>
                 <w:szCs w:val="20"/>
               </w:rPr>
-              <w:t>🎯</w:t>
-            </w:r>
-            <w:r>
-              <w:rPr>
-                <w:b/>
-                <w:bCs/>
-                <w:color w:val="1B3A6B"/>
-                <w:sz w:val="20"/>
-                <w:szCs w:val="20"/>
-              </w:rPr>
-              <w:t xml:space="preserve"> Focus: Generate and record attack traffic for each attack type</w:t>
+              <w:t>🎯 Focus: Generate and record attack traffic for each attack type</w:t>
             </w:r>
           </w:p>
         </w:tc>
       </w:tr>
       <w:tr>
-        <w:tblPrEx>
-          <w:tblCellMar>
-            <w:top w:w="0" w:type="dxa"/>
-            <w:bottom w:w="0" w:type="dxa"/>
-          </w:tblCellMar>
-        </w:tblPrEx>
         <w:tc>
           <w:tcPr>
             <w:tcW w:w="9360" w:type="dxa"/>
@@ -8671,14 +7920,7 @@
                 <w:sz w:val="20"/>
                 <w:szCs w:val="20"/>
               </w:rPr>
-              <w:t xml:space="preserve"> == 8080), run the script, save as attack</w:t>
-            </w:r>
-            <w:r>
-              <w:rPr>
-                <w:sz w:val="20"/>
-                <w:szCs w:val="20"/>
-              </w:rPr>
-              <w:t>s/</w:t>
+              <w:t xml:space="preserve"> == 8080), run the script, save as attacks/</w:t>
             </w:r>
             <w:proofErr w:type="spellStart"/>
             <w:r>
@@ -8805,14 +8047,7 @@
                 <w:sz w:val="20"/>
                 <w:szCs w:val="20"/>
               </w:rPr>
-              <w:t xml:space="preserve"> Stream</w:t>
-            </w:r>
-            <w:r>
-              <w:rPr>
-                <w:sz w:val="20"/>
-                <w:szCs w:val="20"/>
-              </w:rPr>
-              <w:t xml:space="preserve"> Abuse: Create attack_grpc.py. Use the </w:t>
+              <w:t xml:space="preserve"> Stream Abuse: Create attack_grpc.py. Use the </w:t>
             </w:r>
             <w:proofErr w:type="spellStart"/>
             <w:r>
@@ -8900,14 +8135,7 @@
                 <w:sz w:val="20"/>
                 <w:szCs w:val="20"/>
               </w:rPr>
-              <w:t>grpc</w:t>
-            </w:r>
-            <w:r>
-              <w:rPr>
-                <w:sz w:val="20"/>
-                <w:szCs w:val="20"/>
-              </w:rPr>
-              <w:t>_abuse.pcap</w:t>
+              <w:t>grpc_abuse.pcap</w:t>
             </w:r>
             <w:proofErr w:type="spellEnd"/>
           </w:p>
@@ -9034,25 +8262,12 @@
                 <w:sz w:val="20"/>
                 <w:szCs w:val="20"/>
               </w:rPr>
-              <w:t xml:space="preserve"> files total (3 normal, 4 attac</w:t>
-            </w:r>
-            <w:r>
-              <w:rPr>
-                <w:sz w:val="20"/>
-                <w:szCs w:val="20"/>
-              </w:rPr>
-              <w:t>k). Confirm all 7 exist in your folders.</w:t>
+              <w:t xml:space="preserve"> files total (3 normal, 4 attack). Confirm all 7 exist in your folders.</w:t>
             </w:r>
           </w:p>
         </w:tc>
       </w:tr>
       <w:tr>
-        <w:tblPrEx>
-          <w:tblCellMar>
-            <w:top w:w="0" w:type="dxa"/>
-            <w:bottom w:w="0" w:type="dxa"/>
-          </w:tblCellMar>
-        </w:tblPrEx>
         <w:tc>
           <w:tcPr>
             <w:tcW w:w="9360" w:type="dxa"/>
@@ -9078,15 +8293,7 @@
                 <w:szCs w:val="20"/>
               </w:rPr>
               <w:lastRenderedPageBreak/>
-              <w:t>💡</w:t>
-            </w:r>
-            <w:r>
-              <w:rPr>
-                <w:color w:val="1B3A6B"/>
-                <w:sz w:val="20"/>
-                <w:szCs w:val="20"/>
-              </w:rPr>
-              <w:t xml:space="preserve"> Your Spring Boot services may crash during the attack simulations — that is fine and actually expected. Just restart them between captures. Note in your dissertation that services became unavailable, which itself is a finding.</w:t>
+              <w:t>💡 Your Spring Boot services may crash during the attack simulations — that is fine and actually expected. Just restart them between captures. Note in your dissertation that services became unavailable, which itself is a finding.</w:t>
             </w:r>
           </w:p>
         </w:tc>
@@ -9123,12 +8330,6 @@
         <w:gridCol w:w="9360"/>
       </w:tblGrid>
       <w:tr>
-        <w:tblPrEx>
-          <w:tblCellMar>
-            <w:top w:w="0" w:type="dxa"/>
-            <w:bottom w:w="0" w:type="dxa"/>
-          </w:tblCellMar>
-        </w:tblPrEx>
         <w:tc>
           <w:tcPr>
             <w:tcW w:w="9360" w:type="dxa"/>
@@ -9155,28 +8356,12 @@
                 <w:sz w:val="26"/>
                 <w:szCs w:val="26"/>
               </w:rPr>
-              <w:t>🐍</w:t>
-            </w:r>
-            <w:r>
-              <w:rPr>
-                <w:b/>
-                <w:bCs/>
-                <w:color w:val="FFFFFF"/>
-                <w:sz w:val="26"/>
-                <w:szCs w:val="26"/>
-              </w:rPr>
-              <w:t xml:space="preserve">  Day 7: Python Feature Extraction + Exploratory Data Analysis</w:t>
+              <w:t>🐍  Day 7: Python Feature Extraction + Exploratory Data Analysis</w:t>
             </w:r>
           </w:p>
         </w:tc>
       </w:tr>
       <w:tr>
-        <w:tblPrEx>
-          <w:tblCellMar>
-            <w:top w:w="0" w:type="dxa"/>
-            <w:bottom w:w="0" w:type="dxa"/>
-          </w:tblCellMar>
-        </w:tblPrEx>
         <w:tc>
           <w:tcPr>
             <w:tcW w:w="9360" w:type="dxa"/>
@@ -9203,28 +8388,12 @@
                 <w:sz w:val="20"/>
                 <w:szCs w:val="20"/>
               </w:rPr>
-              <w:t>🎯</w:t>
-            </w:r>
-            <w:r>
-              <w:rPr>
-                <w:b/>
-                <w:bCs/>
-                <w:color w:val="1B3A6B"/>
-                <w:sz w:val="20"/>
-                <w:szCs w:val="20"/>
-              </w:rPr>
-              <w:t xml:space="preserve"> Focus: Extract measurable features from your PCAP files and visualise the differences</w:t>
+              <w:t>🎯 Focus: Extract measurable features from your PCAP files and visualise the differences</w:t>
             </w:r>
           </w:p>
         </w:tc>
       </w:tr>
       <w:tr>
-        <w:tblPrEx>
-          <w:tblCellMar>
-            <w:top w:w="0" w:type="dxa"/>
-            <w:bottom w:w="0" w:type="dxa"/>
-          </w:tblCellMar>
-        </w:tblPrEx>
         <w:tc>
           <w:tcPr>
             <w:tcW w:w="9360" w:type="dxa"/>
@@ -9345,14 +8514,7 @@
                 <w:sz w:val="20"/>
                 <w:szCs w:val="20"/>
               </w:rPr>
-              <w:t>. For each packet, extract: timestamp, source IP, destination IP, destination port, protocol, packet length, TCP flags, inter-</w:t>
-            </w:r>
-            <w:r>
-              <w:rPr>
-                <w:sz w:val="20"/>
-                <w:szCs w:val="20"/>
-              </w:rPr>
-              <w:t>arrival time (time since last packet).</w:t>
+              <w:t>. For each packet, extract: timestamp, source IP, destination IP, destination port, protocol, packet length, TCP flags, inter-arrival time (time since last packet).</w:t>
             </w:r>
           </w:p>
           <w:p>
@@ -9530,14 +8692,7 @@
                 <w:sz w:val="20"/>
                 <w:szCs w:val="20"/>
               </w:rPr>
-              <w:t>Add a binary co</w:t>
-            </w:r>
-            <w:r>
-              <w:rPr>
-                <w:sz w:val="20"/>
-                <w:szCs w:val="20"/>
-              </w:rPr>
-              <w:t>lumn '</w:t>
+              <w:t>Add a binary column '</w:t>
             </w:r>
             <w:proofErr w:type="spellStart"/>
             <w:r>
@@ -9602,14 +8757,7 @@
                 <w:sz w:val="20"/>
                 <w:szCs w:val="20"/>
               </w:rPr>
-              <w:t>. (b) Line chart of packets per second for each type. (c) Bar chart of average inter-arrival t</w:t>
-            </w:r>
-            <w:r>
-              <w:rPr>
-                <w:sz w:val="20"/>
-                <w:szCs w:val="20"/>
-              </w:rPr>
-              <w:t xml:space="preserve">ime by </w:t>
+              <w:t xml:space="preserve">. (b) Line chart of packets per second for each type. (c) Bar chart of average inter-arrival time by </w:t>
             </w:r>
             <w:proofErr w:type="spellStart"/>
             <w:r>
@@ -9723,25 +8871,12 @@
                 <w:sz w:val="20"/>
                 <w:szCs w:val="20"/>
               </w:rPr>
-              <w:t>'traffic_features.csv', index=False). This is you</w:t>
-            </w:r>
-            <w:r>
-              <w:rPr>
-                <w:sz w:val="20"/>
-                <w:szCs w:val="20"/>
-              </w:rPr>
-              <w:t>r dataset.</w:t>
+              <w:t>'traffic_features.csv', index=False). This is your dataset.</w:t>
             </w:r>
           </w:p>
         </w:tc>
       </w:tr>
       <w:tr>
-        <w:tblPrEx>
-          <w:tblCellMar>
-            <w:top w:w="0" w:type="dxa"/>
-            <w:bottom w:w="0" w:type="dxa"/>
-          </w:tblCellMar>
-        </w:tblPrEx>
         <w:tc>
           <w:tcPr>
             <w:tcW w:w="9360" w:type="dxa"/>
@@ -9766,15 +8901,7 @@
                 <w:sz w:val="20"/>
                 <w:szCs w:val="20"/>
               </w:rPr>
-              <w:t>💡</w:t>
-            </w:r>
-            <w:r>
-              <w:rPr>
-                <w:color w:val="1B3A6B"/>
-                <w:sz w:val="20"/>
-                <w:szCs w:val="20"/>
-              </w:rPr>
-              <w:t xml:space="preserve"> If </w:t>
+              <w:t xml:space="preserve">💡 If </w:t>
             </w:r>
             <w:proofErr w:type="spellStart"/>
             <w:r>
@@ -9955,12 +9082,6 @@
         <w:gridCol w:w="9360"/>
       </w:tblGrid>
       <w:tr>
-        <w:tblPrEx>
-          <w:tblCellMar>
-            <w:top w:w="0" w:type="dxa"/>
-            <w:bottom w:w="0" w:type="dxa"/>
-          </w:tblCellMar>
-        </w:tblPrEx>
         <w:tc>
           <w:tcPr>
             <w:tcW w:w="9360" w:type="dxa"/>
@@ -9987,28 +9108,12 @@
                 <w:sz w:val="26"/>
                 <w:szCs w:val="26"/>
               </w:rPr>
-              <w:t>🤖</w:t>
-            </w:r>
-            <w:r>
-              <w:rPr>
-                <w:b/>
-                <w:bCs/>
-                <w:color w:val="FFFFFF"/>
-                <w:sz w:val="26"/>
-                <w:szCs w:val="26"/>
-              </w:rPr>
-              <w:t xml:space="preserve">  Day 8: Train the ML Classifier + Evaluate</w:t>
+              <w:t>🤖  Day 8: Train the ML Classifier + Evaluate</w:t>
             </w:r>
           </w:p>
         </w:tc>
       </w:tr>
       <w:tr>
-        <w:tblPrEx>
-          <w:tblCellMar>
-            <w:top w:w="0" w:type="dxa"/>
-            <w:bottom w:w="0" w:type="dxa"/>
-          </w:tblCellMar>
-        </w:tblPrEx>
         <w:tc>
           <w:tcPr>
             <w:tcW w:w="9360" w:type="dxa"/>
@@ -10035,28 +9140,12 @@
                 <w:sz w:val="20"/>
                 <w:szCs w:val="20"/>
               </w:rPr>
-              <w:t>🎯</w:t>
-            </w:r>
-            <w:r>
-              <w:rPr>
-                <w:b/>
-                <w:bCs/>
-                <w:color w:val="1B3A6B"/>
-                <w:sz w:val="20"/>
-                <w:szCs w:val="20"/>
-              </w:rPr>
-              <w:t xml:space="preserve"> Focus: Train a model that can detect attacks from packet features alone</w:t>
+              <w:t>🎯 Focus: Train a model that can detect attacks from packet features alone</w:t>
             </w:r>
           </w:p>
         </w:tc>
       </w:tr>
       <w:tr>
-        <w:tblPrEx>
-          <w:tblCellMar>
-            <w:top w:w="0" w:type="dxa"/>
-            <w:bottom w:w="0" w:type="dxa"/>
-          </w:tblCellMar>
-        </w:tblPrEx>
         <w:tc>
           <w:tcPr>
             <w:tcW w:w="9360" w:type="dxa"/>
@@ -10209,14 +9298,7 @@
                 <w:sz w:val="20"/>
                 <w:szCs w:val="20"/>
               </w:rPr>
-              <w:t>packet_leng</w:t>
-            </w:r>
-            <w:r>
-              <w:rPr>
-                <w:sz w:val="20"/>
-                <w:szCs w:val="20"/>
-              </w:rPr>
-              <w:t>th</w:t>
+              <w:t>packet_length</w:t>
             </w:r>
             <w:proofErr w:type="spellEnd"/>
             <w:r>
@@ -10354,14 +9436,7 @@
                 <w:sz w:val="20"/>
                 <w:szCs w:val="20"/>
               </w:rPr>
-              <w:t>Train three classifiers: (a) Rand</w:t>
-            </w:r>
-            <w:r>
-              <w:rPr>
-                <w:sz w:val="20"/>
-                <w:szCs w:val="20"/>
-              </w:rPr>
-              <w:t xml:space="preserve">om Forest: </w:t>
+              <w:t xml:space="preserve">Train three classifiers: (a) Random Forest: </w:t>
             </w:r>
             <w:proofErr w:type="spellStart"/>
             <w:proofErr w:type="gramStart"/>
@@ -10517,14 +9592,7 @@
                 <w:sz w:val="20"/>
                 <w:szCs w:val="20"/>
               </w:rPr>
-              <w:t>)). This gives you precision, recall, F1-score — the</w:t>
-            </w:r>
-            <w:r>
-              <w:rPr>
-                <w:sz w:val="20"/>
-                <w:szCs w:val="20"/>
-              </w:rPr>
-              <w:t xml:space="preserve"> key metrics for your dissertation.</w:t>
+              <w:t>)). This gives you precision, recall, F1-score — the key metrics for your dissertation.</w:t>
             </w:r>
           </w:p>
           <w:p>
@@ -10599,14 +9667,7 @@
                 <w:sz w:val="20"/>
                 <w:szCs w:val="20"/>
               </w:rPr>
-              <w:t>_. This tells you which pack</w:t>
-            </w:r>
-            <w:r>
-              <w:rPr>
-                <w:sz w:val="20"/>
-                <w:szCs w:val="20"/>
-              </w:rPr>
-              <w:t>et features are most useful for detecting attacks — a great talking point in your Discussion chapter.</w:t>
+              <w:t>_. This tells you which packet features are most useful for detecting attacks — a great talking point in your Discussion chapter.</w:t>
             </w:r>
           </w:p>
           <w:p>
@@ -10693,12 +9754,6 @@
         </w:tc>
       </w:tr>
       <w:tr>
-        <w:tblPrEx>
-          <w:tblCellMar>
-            <w:top w:w="0" w:type="dxa"/>
-            <w:bottom w:w="0" w:type="dxa"/>
-          </w:tblCellMar>
-        </w:tblPrEx>
         <w:tc>
           <w:tcPr>
             <w:tcW w:w="9360" w:type="dxa"/>
@@ -10724,15 +9779,7 @@
                 <w:szCs w:val="20"/>
               </w:rPr>
               <w:lastRenderedPageBreak/>
-              <w:t>💡</w:t>
-            </w:r>
-            <w:r>
-              <w:rPr>
-                <w:color w:val="1B3A6B"/>
-                <w:sz w:val="20"/>
-                <w:szCs w:val="20"/>
-              </w:rPr>
-              <w:t xml:space="preserve"> Do not expect perfect accuracy. Even 80-85% is a strong result for a dissertation. What matters is explaining WHY the model makes mistakes — that is your Discussion chapter.</w:t>
+              <w:t>💡 Do not expect perfect accuracy. Even 80-85% is a strong result for a dissertation. What matters is explaining WHY the model makes mistakes — that is your Discussion chapter.</w:t>
             </w:r>
           </w:p>
         </w:tc>
@@ -10769,12 +9816,6 @@
         <w:gridCol w:w="9360"/>
       </w:tblGrid>
       <w:tr>
-        <w:tblPrEx>
-          <w:tblCellMar>
-            <w:top w:w="0" w:type="dxa"/>
-            <w:bottom w:w="0" w:type="dxa"/>
-          </w:tblCellMar>
-        </w:tblPrEx>
         <w:tc>
           <w:tcPr>
             <w:tcW w:w="9360" w:type="dxa"/>
@@ -10801,38 +9842,12 @@
                 <w:sz w:val="26"/>
                 <w:szCs w:val="26"/>
               </w:rPr>
-              <w:t>✍</w:t>
-            </w:r>
-            <w:r>
-              <w:rPr>
-                <w:b/>
-                <w:bCs/>
-                <w:color w:val="FFFFFF"/>
-                <w:sz w:val="26"/>
-                <w:szCs w:val="26"/>
-              </w:rPr>
-              <w:t>️</w:t>
-            </w:r>
-            <w:r>
-              <w:rPr>
-                <w:b/>
-                <w:bCs/>
-                <w:color w:val="FFFFFF"/>
-                <w:sz w:val="26"/>
-                <w:szCs w:val="26"/>
-              </w:rPr>
-              <w:t xml:space="preserve">  Day 9: Writing Sprint — Chapters 1, 2, 3</w:t>
+              <w:t>✍️  Day 9: Writing Sprint — Chapters 1, 2, 3</w:t>
             </w:r>
           </w:p>
         </w:tc>
       </w:tr>
       <w:tr>
-        <w:tblPrEx>
-          <w:tblCellMar>
-            <w:top w:w="0" w:type="dxa"/>
-            <w:bottom w:w="0" w:type="dxa"/>
-          </w:tblCellMar>
-        </w:tblPrEx>
         <w:tc>
           <w:tcPr>
             <w:tcW w:w="9360" w:type="dxa"/>
@@ -10859,28 +9874,12 @@
                 <w:sz w:val="20"/>
                 <w:szCs w:val="20"/>
               </w:rPr>
-              <w:t>🎯</w:t>
-            </w:r>
-            <w:r>
-              <w:rPr>
-                <w:b/>
-                <w:bCs/>
-                <w:color w:val="1B3A6B"/>
-                <w:sz w:val="20"/>
-                <w:szCs w:val="20"/>
-              </w:rPr>
-              <w:t xml:space="preserve"> Focus: Write the first half of the dissertation using your notes and the template below</w:t>
+              <w:t>🎯 Focus: Write the first half of the dissertation using your notes and the template below</w:t>
             </w:r>
           </w:p>
         </w:tc>
       </w:tr>
       <w:tr>
-        <w:tblPrEx>
-          <w:tblCellMar>
-            <w:top w:w="0" w:type="dxa"/>
-            <w:bottom w:w="0" w:type="dxa"/>
-          </w:tblCellMar>
-        </w:tblPrEx>
         <w:tc>
           <w:tcPr>
             <w:tcW w:w="9360" w:type="dxa"/>
@@ -10927,13 +9926,22 @@
                 <w:sz w:val="20"/>
                 <w:szCs w:val="20"/>
               </w:rPr>
-              <w:t xml:space="preserve">Chapter 1 — Introduction (target: 1200 words): 1a Overview (200w): </w:t>
-            </w:r>
-            <w:proofErr w:type="spellStart"/>
-            <w:r>
-              <w:rPr>
-                <w:sz w:val="20"/>
-                <w:szCs w:val="20"/>
+              <w:t xml:space="preserve">Chapter 1 — Introduction (target: 1200 words): </w:t>
+            </w:r>
+            <w:r>
+              <w:rPr>
+                <w:sz w:val="20"/>
+                <w:szCs w:val="20"/>
+                <w:highlight w:val="green"/>
+              </w:rPr>
+              <w:t xml:space="preserve">1a Overview (200w): </w:t>
+            </w:r>
+            <w:proofErr w:type="spellStart"/>
+            <w:r>
+              <w:rPr>
+                <w:sz w:val="20"/>
+                <w:szCs w:val="20"/>
+                <w:highlight w:val="green"/>
               </w:rPr>
               <w:t>microservices</w:t>
             </w:r>
@@ -10942,14 +9950,31 @@
               <w:rPr>
                 <w:sz w:val="20"/>
                 <w:szCs w:val="20"/>
-              </w:rPr>
-              <w:t xml:space="preserve"> are everywhere, security is hard. 1b Problem Statement (300w): current tools don't classify </w:t>
-            </w:r>
-            <w:proofErr w:type="spellStart"/>
-            <w:r>
-              <w:rPr>
-                <w:sz w:val="20"/>
-                <w:szCs w:val="20"/>
+                <w:highlight w:val="green"/>
+              </w:rPr>
+              <w:t xml:space="preserve"> are everywhere, security is hard.</w:t>
+            </w:r>
+            <w:r>
+              <w:rPr>
+                <w:sz w:val="20"/>
+                <w:szCs w:val="20"/>
+              </w:rPr>
+              <w:t xml:space="preserve"> </w:t>
+            </w:r>
+            <w:r>
+              <w:rPr>
+                <w:sz w:val="20"/>
+                <w:szCs w:val="20"/>
+                <w:highlight w:val="green"/>
+              </w:rPr>
+              <w:t xml:space="preserve">1b Problem Statement (300w): current tools don't classify </w:t>
+            </w:r>
+            <w:proofErr w:type="spellStart"/>
+            <w:r>
+              <w:rPr>
+                <w:sz w:val="20"/>
+                <w:szCs w:val="20"/>
+                <w:highlight w:val="green"/>
               </w:rPr>
               <w:t>microservice</w:t>
             </w:r>
@@ -10958,15 +9983,31 @@
               <w:rPr>
                 <w:sz w:val="20"/>
                 <w:szCs w:val="20"/>
-              </w:rPr>
-              <w:t xml:space="preserve"> traffic well. 1c Research Questions (150w): paste your 3 RQs from Part</w:t>
-            </w:r>
-            <w:r>
-              <w:rPr>
-                <w:sz w:val="20"/>
-                <w:szCs w:val="20"/>
-              </w:rPr>
-              <w:t xml:space="preserve"> 1 of this guide. 1d Objectives (200w): build the app, capture traffic, extract features, </w:t>
+                <w:highlight w:val="green"/>
+              </w:rPr>
+              <w:t xml:space="preserve"> traffic well.</w:t>
+            </w:r>
+            <w:r>
+              <w:rPr>
+                <w:sz w:val="20"/>
+                <w:szCs w:val="20"/>
+              </w:rPr>
+              <w:t xml:space="preserve"> </w:t>
+            </w:r>
+            <w:r>
+              <w:rPr>
+                <w:sz w:val="20"/>
+                <w:szCs w:val="20"/>
+                <w:highlight w:val="green"/>
+              </w:rPr>
+              <w:t>1c Research Questions (150w): paste your 3 RQs from Part 1 of this guide.</w:t>
+            </w:r>
+            <w:r>
+              <w:rPr>
+                <w:sz w:val="20"/>
+                <w:szCs w:val="20"/>
+              </w:rPr>
+              <w:t xml:space="preserve"> 1d Objectives (200w): build the app, capture traffic, extract features, </w:t>
             </w:r>
             <w:proofErr w:type="gramStart"/>
             <w:r>
@@ -11031,14 +10072,7 @@
                 <w:sz w:val="20"/>
                 <w:szCs w:val="20"/>
               </w:rPr>
-              <w:t xml:space="preserve"> REST performance comparison'. Find 10–15 papers. Summarise what they did and how your w</w:t>
-            </w:r>
-            <w:r>
-              <w:rPr>
-                <w:sz w:val="20"/>
-                <w:szCs w:val="20"/>
-              </w:rPr>
-              <w:t>ork differs. Include the comparison table required by your brief.</w:t>
+              <w:t xml:space="preserve"> REST performance comparison'. Find 10–15 papers. Summarise what they did and how your work differs. Include the comparison table required by your brief.</w:t>
             </w:r>
           </w:p>
           <w:p>
@@ -11055,14 +10089,7 @@
                 <w:sz w:val="20"/>
                 <w:szCs w:val="20"/>
               </w:rPr>
-              <w:t>Chapter 3 — Methodology (target: 1500 words): Describe your dataset (self-generated, controlled, why this is better than downloading one). Describe your three services. Describe the four attacks and why you chose them. Describe your feature extraction proc</w:t>
-            </w:r>
-            <w:r>
-              <w:rPr>
-                <w:sz w:val="20"/>
-                <w:szCs w:val="20"/>
-              </w:rPr>
-              <w:t>ess. Describe your ML approach and why Random Forest is appropriate. Add a diagram of your architecture.</w:t>
+              <w:t>Chapter 3 — Methodology (target: 1500 words): Describe your dataset (self-generated, controlled, why this is better than downloading one). Describe your three services. Describe the four attacks and why you chose them. Describe your feature extraction process. Describe your ML approach and why Random Forest is appropriate. Add a diagram of your architecture.</w:t>
             </w:r>
           </w:p>
           <w:p>
@@ -11096,25 +10123,12 @@
                 <w:sz w:val="20"/>
                 <w:szCs w:val="20"/>
               </w:rPr>
-              <w:t xml:space="preserve">Do not aim for perfection today. Write rough drafts first, then edit. A messy draft </w:t>
-            </w:r>
-            <w:r>
-              <w:rPr>
-                <w:sz w:val="20"/>
-                <w:szCs w:val="20"/>
-              </w:rPr>
-              <w:t>you can improve is infinitely better than a blank page.</w:t>
+              <w:t>Do not aim for perfection today. Write rough drafts first, then edit. A messy draft you can improve is infinitely better than a blank page.</w:t>
             </w:r>
           </w:p>
         </w:tc>
       </w:tr>
       <w:tr>
-        <w:tblPrEx>
-          <w:tblCellMar>
-            <w:top w:w="0" w:type="dxa"/>
-            <w:bottom w:w="0" w:type="dxa"/>
-          </w:tblCellMar>
-        </w:tblPrEx>
         <w:tc>
           <w:tcPr>
             <w:tcW w:w="9360" w:type="dxa"/>
@@ -11139,15 +10153,7 @@
                 <w:sz w:val="20"/>
                 <w:szCs w:val="20"/>
               </w:rPr>
-              <w:t>💡</w:t>
-            </w:r>
-            <w:r>
-              <w:rPr>
-                <w:color w:val="1B3A6B"/>
-                <w:sz w:val="20"/>
-                <w:szCs w:val="20"/>
-              </w:rPr>
-              <w:t xml:space="preserve"> Write Chapter 3 first — it describes exactly what you did, which you know cold. Then write Chapter 1. Leave Literature Review last — it is the most research-heavy.</w:t>
+              <w:t>💡 Write Chapter 3 first — it describes exactly what you did, which you know cold. Then write Chapter 1. Leave Literature Review last — it is the most research-heavy.</w:t>
             </w:r>
           </w:p>
         </w:tc>
@@ -11184,12 +10190,6 @@
         <w:gridCol w:w="9360"/>
       </w:tblGrid>
       <w:tr>
-        <w:tblPrEx>
-          <w:tblCellMar>
-            <w:top w:w="0" w:type="dxa"/>
-            <w:bottom w:w="0" w:type="dxa"/>
-          </w:tblCellMar>
-        </w:tblPrEx>
         <w:tc>
           <w:tcPr>
             <w:tcW w:w="9360" w:type="dxa"/>
@@ -11217,28 +10217,12 @@
                 <w:szCs w:val="26"/>
               </w:rPr>
               <w:lastRenderedPageBreak/>
-              <w:t>🏁</w:t>
-            </w:r>
-            <w:r>
-              <w:rPr>
-                <w:b/>
-                <w:bCs/>
-                <w:color w:val="FFFFFF"/>
-                <w:sz w:val="26"/>
-                <w:szCs w:val="26"/>
-              </w:rPr>
-              <w:t xml:space="preserve">  Day 10: Writing Sprint — Chapters 4, 5 + Final Polish</w:t>
+              <w:t>🏁  Day 10: Writing Sprint — Chapters 4, 5 + Final Polish</w:t>
             </w:r>
           </w:p>
         </w:tc>
       </w:tr>
       <w:tr>
-        <w:tblPrEx>
-          <w:tblCellMar>
-            <w:top w:w="0" w:type="dxa"/>
-            <w:bottom w:w="0" w:type="dxa"/>
-          </w:tblCellMar>
-        </w:tblPrEx>
         <w:tc>
           <w:tcPr>
             <w:tcW w:w="9360" w:type="dxa"/>
@@ -11265,28 +10249,12 @@
                 <w:sz w:val="20"/>
                 <w:szCs w:val="20"/>
               </w:rPr>
-              <w:t>🎯</w:t>
-            </w:r>
-            <w:r>
-              <w:rPr>
-                <w:b/>
-                <w:bCs/>
-                <w:color w:val="1B3A6B"/>
-                <w:sz w:val="20"/>
-                <w:szCs w:val="20"/>
-              </w:rPr>
-              <w:t xml:space="preserve"> Focus: Complete the dissertation and submit</w:t>
+              <w:t>🎯 Focus: Complete the dissertation and submit</w:t>
             </w:r>
           </w:p>
         </w:tc>
       </w:tr>
       <w:tr>
-        <w:tblPrEx>
-          <w:tblCellMar>
-            <w:top w:w="0" w:type="dxa"/>
-            <w:bottom w:w="0" w:type="dxa"/>
-          </w:tblCellMar>
-        </w:tblPrEx>
         <w:tc>
           <w:tcPr>
             <w:tcW w:w="9360" w:type="dxa"/>
@@ -11333,14 +10301,7 @@
                 <w:sz w:val="20"/>
                 <w:szCs w:val="20"/>
               </w:rPr>
-              <w:t>Chapter 4 — Results (target: 2000 words): Present each of your Wireshark screenshots as labelled figures. Show your box plots and time-series charts. Present the classifier performance table (precision, recall, F1 for each model). Show the confusion matrix</w:t>
-            </w:r>
-            <w:r>
-              <w:rPr>
-                <w:sz w:val="20"/>
-                <w:szCs w:val="20"/>
-              </w:rPr>
-              <w:t>. Show feature importance chart. For each figure: one sentence describing what it shows, one sentence interpreting what it means.</w:t>
+              <w:t>Chapter 4 — Results (target: 2000 words): Present each of your Wireshark screenshots as labelled figures. Show your box plots and time-series charts. Present the classifier performance table (precision, recall, F1 for each model). Show the confusion matrix. Show feature importance chart. For each figure: one sentence describing what it shows, one sentence interpreting what it means.</w:t>
             </w:r>
           </w:p>
           <w:p>
@@ -11357,14 +10318,7 @@
                 <w:sz w:val="20"/>
                 <w:szCs w:val="20"/>
               </w:rPr>
-              <w:t>Chapter 5 — Discussion and Conclusion (target: 1000 words): Go back to your 3 research questions. Answer each one explicitly u</w:t>
-            </w:r>
-            <w:r>
-              <w:rPr>
-                <w:sz w:val="20"/>
-                <w:szCs w:val="20"/>
-              </w:rPr>
-              <w:t>sing your results. Compare your findings to the papers you cited. Acknowledge limitations (small dataset, local environment only). Suggest future work (larger scale, more attack types, real production traffic).</w:t>
+              <w:t>Chapter 5 — Discussion and Conclusion (target: 1000 words): Go back to your 3 research questions. Answer each one explicitly using your results. Compare your findings to the papers you cited. Acknowledge limitations (small dataset, local environment only). Suggest future work (larger scale, more attack types, real production traffic).</w:t>
             </w:r>
           </w:p>
           <w:p>
@@ -11381,14 +10335,7 @@
                 <w:sz w:val="20"/>
                 <w:szCs w:val="20"/>
               </w:rPr>
-              <w:t>Abstract (200 words): one sentence per sectio</w:t>
-            </w:r>
-            <w:r>
-              <w:rPr>
-                <w:sz w:val="20"/>
-                <w:szCs w:val="20"/>
-              </w:rPr>
-              <w:t xml:space="preserve">n — problem, method, results, </w:t>
+              <w:t xml:space="preserve">Abstract (200 words): one sentence per section — problem, method, results, </w:t>
             </w:r>
             <w:proofErr w:type="gramStart"/>
             <w:r>
@@ -11454,14 +10401,7 @@
                 <w:sz w:val="20"/>
                 <w:szCs w:val="20"/>
               </w:rPr>
-              <w:t>References: Us</w:t>
-            </w:r>
-            <w:r>
-              <w:rPr>
-                <w:sz w:val="20"/>
-                <w:szCs w:val="20"/>
-              </w:rPr>
-              <w:t xml:space="preserve">e Harvard referencing. Cite every paper from your literature review plus Wireshark, </w:t>
+              <w:t xml:space="preserve">References: Use Harvard referencing. Cite every paper from your literature review plus Wireshark, </w:t>
             </w:r>
             <w:proofErr w:type="spellStart"/>
             <w:r>
@@ -11510,14 +10450,7 @@
                 <w:sz w:val="20"/>
                 <w:szCs w:val="20"/>
               </w:rPr>
-              <w:t>Final checks: run word count (target 8000 words, excluding excluded sections). Check all figures have captions. Chec</w:t>
-            </w:r>
-            <w:r>
-              <w:rPr>
-                <w:sz w:val="20"/>
-                <w:szCs w:val="20"/>
-              </w:rPr>
-              <w:t>k all tables are numbered. Read the full document out loud once.</w:t>
+              <w:t>Final checks: run word count (target 8000 words, excluding excluded sections). Check all figures have captions. Check all tables are numbered. Read the full document out loud once.</w:t>
             </w:r>
           </w:p>
           <w:p>
@@ -11540,12 +10473,6 @@
         </w:tc>
       </w:tr>
       <w:tr>
-        <w:tblPrEx>
-          <w:tblCellMar>
-            <w:top w:w="0" w:type="dxa"/>
-            <w:bottom w:w="0" w:type="dxa"/>
-          </w:tblCellMar>
-        </w:tblPrEx>
         <w:tc>
           <w:tcPr>
             <w:tcW w:w="9360" w:type="dxa"/>
@@ -11570,15 +10497,7 @@
                 <w:sz w:val="20"/>
                 <w:szCs w:val="20"/>
               </w:rPr>
-              <w:t>💡</w:t>
-            </w:r>
-            <w:r>
-              <w:rPr>
-                <w:color w:val="1B3A6B"/>
-                <w:sz w:val="20"/>
-                <w:szCs w:val="20"/>
-              </w:rPr>
-              <w:t xml:space="preserve"> You made it. Submit 1 hour early if you can — the Moodle uploader can be slow. A submitted imperfect dissertation beats a perfect one sitting on your desktop.</w:t>
+              <w:t>💡 You made it. Submit 1 hour early if you can — the Moodle uploader can be slow. A submitted imperfect dissertation beats a perfect one sitting on your desktop.</w:t>
             </w:r>
           </w:p>
         </w:tc>
@@ -11714,13 +10633,7 @@
         <w:rPr>
           <w:color w:val="000000"/>
         </w:rPr>
-        <w:t xml:space="preserve"> architectures present unique challenges for network security monitoring. This dissertation inv</w:t>
-      </w:r>
-      <w:r>
-        <w:rPr>
-          <w:color w:val="000000"/>
-        </w:rPr>
-        <w:t>estigates [problem]. A controlled experimental environment consisting of [what you built] was deployed to generate [what you captured]. [Key result 1]. [Key result 2]. Findings suggest that [main conclusion]. This work contributes [what is new].</w:t>
+        <w:t xml:space="preserve"> architectures present unique challenges for network security monitoring. This dissertation investigates [problem]. A controlled experimental environment consisting of [what you built] was deployed to generate [what you captured]. [Key result 1]. [Key result 2]. Findings suggest that [main conclusion]. This work contributes [what is new].</w:t>
       </w:r>
     </w:p>
     <w:p>
@@ -11733,10 +10646,7 @@
         <w:pStyle w:val="Heading2"/>
       </w:pPr>
       <w:r>
-        <w:t>Ethical I</w:t>
-      </w:r>
-      <w:r>
-        <w:t xml:space="preserve">ssues </w:t>
+        <w:t xml:space="preserve">Ethical Issues </w:t>
       </w:r>
       <w:proofErr w:type="gramStart"/>
       <w:r>
@@ -11755,13 +10665,7 @@
         <w:rPr>
           <w:color w:val="000000"/>
         </w:rPr>
-        <w:t>All experimental work was conducted on a local machine (localhost). No external systems, networks, or human participants were involved. Attack simulations targeted only self-hosted services. All tools used are open-sour</w:t>
-      </w:r>
-      <w:r>
-        <w:rPr>
-          <w:color w:val="000000"/>
-        </w:rPr>
-        <w:t>ce. No personal or sensitive data was collected or processed.</w:t>
+        <w:t>All experimental work was conducted on a local machine (localhost). No external systems, networks, or human participants were involved. Attack simulations targeted only self-hosted services. All tools used are open-source. No personal or sensitive data was collected or processed.</w:t>
       </w:r>
     </w:p>
     <w:p>
@@ -11856,15 +10760,7 @@
           <w:sz w:val="20"/>
           <w:szCs w:val="20"/>
         </w:rPr>
-        <w:t>1c. Rese</w:t>
-      </w:r>
-      <w:r>
-        <w:rPr>
-          <w:color w:val="000000"/>
-          <w:sz w:val="20"/>
-          <w:szCs w:val="20"/>
-        </w:rPr>
-        <w:t>arch Questions: Your 3 RQs (from Part 1 of this guide)</w:t>
+        <w:t>1c. Research Questions: Your 3 RQs (from Part 1 of this guide)</w:t>
       </w:r>
     </w:p>
     <w:p>
@@ -11931,10 +10827,7 @@
         <w:pStyle w:val="Heading2"/>
       </w:pPr>
       <w:r>
-        <w:t>Chapter 2 — Literature Revie</w:t>
-      </w:r>
-      <w:r>
-        <w:t>w</w:t>
+        <w:t>Chapter 2 — Literature Review</w:t>
       </w:r>
     </w:p>
     <w:p>
@@ -12146,15 +11039,7 @@
           <w:sz w:val="20"/>
           <w:szCs w:val="20"/>
         </w:rPr>
-        <w:t>System design: three services, their purpos</w:t>
-      </w:r>
-      <w:r>
-        <w:rPr>
-          <w:color w:val="000000"/>
-          <w:sz w:val="20"/>
-          <w:szCs w:val="20"/>
-        </w:rPr>
-        <w:t>e, architecture diagram</w:t>
+        <w:t>System design: three services, their purpose, architecture diagram</w:t>
       </w:r>
     </w:p>
     <w:p>
@@ -12226,15 +11111,7 @@
           <w:sz w:val="20"/>
           <w:szCs w:val="20"/>
         </w:rPr>
-        <w:t xml:space="preserve">Feature engineering: which PCAP fields you extracted and </w:t>
-      </w:r>
-      <w:r>
-        <w:rPr>
-          <w:color w:val="000000"/>
-          <w:sz w:val="20"/>
-          <w:szCs w:val="20"/>
-        </w:rPr>
-        <w:t>why</w:t>
+        <w:t>Feature engineering: which PCAP fields you extracted and why</w:t>
       </w:r>
     </w:p>
     <w:p>
@@ -12328,15 +11205,7 @@
           <w:sz w:val="20"/>
           <w:szCs w:val="20"/>
         </w:rPr>
-        <w:t>Rab</w:t>
-      </w:r>
-      <w:r>
-        <w:rPr>
-          <w:color w:val="000000"/>
-          <w:sz w:val="20"/>
-          <w:szCs w:val="20"/>
-        </w:rPr>
-        <w:t>bitMQ</w:t>
+        <w:t>RabbitMQ</w:t>
       </w:r>
       <w:proofErr w:type="spellEnd"/>
     </w:p>
@@ -12512,15 +11381,7 @@
           <w:sz w:val="20"/>
           <w:szCs w:val="20"/>
         </w:rPr>
-        <w:t>Compare findings to l</w:t>
-      </w:r>
-      <w:r>
-        <w:rPr>
-          <w:color w:val="000000"/>
-          <w:sz w:val="20"/>
-          <w:szCs w:val="20"/>
-        </w:rPr>
-        <w:t>iterature: what agrees, what differs, what is new</w:t>
+        <w:t>Compare findings to literature: what agrees, what differs, what is new</w:t>
       </w:r>
     </w:p>
     <w:p>
@@ -12631,12 +11492,6 @@
         <w:gridCol w:w="3480"/>
       </w:tblGrid>
       <w:tr>
-        <w:tblPrEx>
-          <w:tblCellMar>
-            <w:top w:w="0" w:type="dxa"/>
-            <w:bottom w:w="0" w:type="dxa"/>
-          </w:tblCellMar>
-        </w:tblPrEx>
         <w:tc>
           <w:tcPr>
             <w:tcW w:w="2400" w:type="dxa"/>
@@ -12729,12 +11584,6 @@
         </w:tc>
       </w:tr>
       <w:tr>
-        <w:tblPrEx>
-          <w:tblCellMar>
-            <w:top w:w="0" w:type="dxa"/>
-            <w:bottom w:w="0" w:type="dxa"/>
-          </w:tblCellMar>
-        </w:tblPrEx>
         <w:tc>
           <w:tcPr>
             <w:tcW w:w="2400" w:type="dxa"/>
@@ -12831,12 +11680,6 @@
         </w:tc>
       </w:tr>
       <w:tr>
-        <w:tblPrEx>
-          <w:tblCellMar>
-            <w:top w:w="0" w:type="dxa"/>
-            <w:bottom w:w="0" w:type="dxa"/>
-          </w:tblCellMar>
-        </w:tblPrEx>
         <w:tc>
           <w:tcPr>
             <w:tcW w:w="2400" w:type="dxa"/>
@@ -12952,12 +11795,6 @@
         </w:tc>
       </w:tr>
       <w:tr>
-        <w:tblPrEx>
-          <w:tblCellMar>
-            <w:top w:w="0" w:type="dxa"/>
-            <w:bottom w:w="0" w:type="dxa"/>
-          </w:tblCellMar>
-        </w:tblPrEx>
         <w:tc>
           <w:tcPr>
             <w:tcW w:w="2400" w:type="dxa"/>
@@ -13064,12 +11901,6 @@
         </w:tc>
       </w:tr>
       <w:tr>
-        <w:tblPrEx>
-          <w:tblCellMar>
-            <w:top w:w="0" w:type="dxa"/>
-            <w:bottom w:w="0" w:type="dxa"/>
-          </w:tblCellMar>
-        </w:tblPrEx>
         <w:tc>
           <w:tcPr>
             <w:tcW w:w="2400" w:type="dxa"/>
@@ -13577,12 +12408,6 @@
         <w:gridCol w:w="2340"/>
       </w:tblGrid>
       <w:tr>
-        <w:tblPrEx>
-          <w:tblCellMar>
-            <w:top w:w="0" w:type="dxa"/>
-            <w:bottom w:w="0" w:type="dxa"/>
-          </w:tblCellMar>
-        </w:tblPrEx>
         <w:tc>
           <w:tcPr>
             <w:tcW w:w="4680" w:type="dxa"/>
@@ -13675,12 +12500,6 @@
         </w:tc>
       </w:tr>
       <w:tr>
-        <w:tblPrEx>
-          <w:tblCellMar>
-            <w:top w:w="0" w:type="dxa"/>
-            <w:bottom w:w="0" w:type="dxa"/>
-          </w:tblCellMar>
-        </w:tblPrEx>
         <w:tc>
           <w:tcPr>
             <w:tcW w:w="4680" w:type="dxa"/>
@@ -13767,12 +12586,6 @@
         </w:tc>
       </w:tr>
       <w:tr>
-        <w:tblPrEx>
-          <w:tblCellMar>
-            <w:top w:w="0" w:type="dxa"/>
-            <w:bottom w:w="0" w:type="dxa"/>
-          </w:tblCellMar>
-        </w:tblPrEx>
         <w:tc>
           <w:tcPr>
             <w:tcW w:w="4680" w:type="dxa"/>
@@ -13859,12 +12672,6 @@
         </w:tc>
       </w:tr>
       <w:tr>
-        <w:tblPrEx>
-          <w:tblCellMar>
-            <w:top w:w="0" w:type="dxa"/>
-            <w:bottom w:w="0" w:type="dxa"/>
-          </w:tblCellMar>
-        </w:tblPrEx>
         <w:tc>
           <w:tcPr>
             <w:tcW w:w="4680" w:type="dxa"/>
@@ -13951,12 +12758,6 @@
         </w:tc>
       </w:tr>
       <w:tr>
-        <w:tblPrEx>
-          <w:tblCellMar>
-            <w:top w:w="0" w:type="dxa"/>
-            <w:bottom w:w="0" w:type="dxa"/>
-          </w:tblCellMar>
-        </w:tblPrEx>
         <w:tc>
           <w:tcPr>
             <w:tcW w:w="4680" w:type="dxa"/>
@@ -14043,12 +12844,6 @@
         </w:tc>
       </w:tr>
       <w:tr>
-        <w:tblPrEx>
-          <w:tblCellMar>
-            <w:top w:w="0" w:type="dxa"/>
-            <w:bottom w:w="0" w:type="dxa"/>
-          </w:tblCellMar>
-        </w:tblPrEx>
         <w:tc>
           <w:tcPr>
             <w:tcW w:w="4680" w:type="dxa"/>
@@ -14135,12 +12930,6 @@
         </w:tc>
       </w:tr>
       <w:tr>
-        <w:tblPrEx>
-          <w:tblCellMar>
-            <w:top w:w="0" w:type="dxa"/>
-            <w:bottom w:w="0" w:type="dxa"/>
-          </w:tblCellMar>
-        </w:tblPrEx>
         <w:tc>
           <w:tcPr>
             <w:tcW w:w="4680" w:type="dxa"/>
@@ -14264,12 +13053,6 @@
         <w:gridCol w:w="9360"/>
       </w:tblGrid>
       <w:tr>
-        <w:tblPrEx>
-          <w:tblCellMar>
-            <w:top w:w="0" w:type="dxa"/>
-            <w:bottom w:w="0" w:type="dxa"/>
-          </w:tblCellMar>
-        </w:tblPrEx>
         <w:tc>
           <w:tcPr>
             <w:tcW w:w="9360" w:type="dxa"/>
@@ -14300,39 +13083,7 @@
                 <w:sz w:val="28"/>
                 <w:szCs w:val="28"/>
               </w:rPr>
-              <w:t/>
-            </w:r>
-            <w:proofErr w:type="gramStart"/>
-            <w:r>
-              <w:rPr>
-                <w:b/>
-                <w:bCs/>
-                <w:color w:val="FFFFFF"/>
-                <w:sz w:val="28"/>
-                <w:szCs w:val="28"/>
-              </w:rPr>
-              <w:t/>
-            </w:r>
-            <w:r>
-              <w:rPr>
-                <w:b/>
-                <w:bCs/>
-                <w:color w:val="FFFFFF"/>
-                <w:sz w:val="28"/>
-                <w:szCs w:val="28"/>
-              </w:rPr>
-              <w:t xml:space="preserve">  You</w:t>
-            </w:r>
-            <w:proofErr w:type="gramEnd"/>
-            <w:r>
-              <w:rPr>
-                <w:b/>
-                <w:bCs/>
-                <w:color w:val="FFFFFF"/>
-                <w:sz w:val="28"/>
-                <w:szCs w:val="28"/>
-              </w:rPr>
-              <w:t xml:space="preserve"> have everything you need.</w:t>
+              <w:t xml:space="preserve">  You have everything you need.</w:t>
             </w:r>
           </w:p>
           <w:p>
